--- a/docs/Reasearch_paper (1) (1).docx
+++ b/docs/Reasearch_paper (1) (1).docx
@@ -690,21 +690,12 @@
                 <w:sz w:val="20"/>
               </w:rPr>
             </w:pPr>
-            <w:proofErr w:type="spellStart"/>
             <w:r>
               <w:rPr>
                 <w:spacing w:val="-2"/>
                 <w:sz w:val="20"/>
               </w:rPr>
-              <w:t>Bachupally</w:t>
-            </w:r>
-            <w:proofErr w:type="spellEnd"/>
-            <w:r>
-              <w:rPr>
-                <w:spacing w:val="-2"/>
-                <w:sz w:val="20"/>
-              </w:rPr>
-              <w:t>,</w:t>
+              <w:t>Bachupally,</w:t>
             </w:r>
             <w:r>
               <w:rPr>
@@ -734,21 +725,12 @@
                 <w:sz w:val="20"/>
               </w:rPr>
             </w:pPr>
-            <w:proofErr w:type="spellStart"/>
             <w:r>
               <w:rPr>
                 <w:spacing w:val="-2"/>
                 <w:sz w:val="20"/>
               </w:rPr>
-              <w:t>Bachupally</w:t>
-            </w:r>
-            <w:proofErr w:type="spellEnd"/>
-            <w:r>
-              <w:rPr>
-                <w:spacing w:val="-2"/>
-                <w:sz w:val="20"/>
-              </w:rPr>
-              <w:t>,</w:t>
+              <w:t>Bachupally,</w:t>
             </w:r>
             <w:r>
               <w:rPr>
@@ -779,21 +761,12 @@
                 <w:sz w:val="20"/>
               </w:rPr>
             </w:pPr>
-            <w:proofErr w:type="spellStart"/>
             <w:r>
               <w:rPr>
                 <w:spacing w:val="-2"/>
                 <w:sz w:val="20"/>
               </w:rPr>
-              <w:t>Bachupally</w:t>
-            </w:r>
-            <w:proofErr w:type="spellEnd"/>
-            <w:r>
-              <w:rPr>
-                <w:spacing w:val="-2"/>
-                <w:sz w:val="20"/>
-              </w:rPr>
-              <w:t>,</w:t>
+              <w:t>Bachupally,</w:t>
             </w:r>
             <w:r>
               <w:rPr>
@@ -834,42 +807,36 @@
         </w:rPr>
         <w:t xml:space="preserve">This paper lays out a stock-direction prediction setup that doesn’t just stare at price charts; it pulls in financial news too, then tries to see which way the next move </w:t>
       </w:r>
-      <w:proofErr w:type="spellStart"/>
       <w:r>
         <w:rPr>
           <w:bCs/>
         </w:rPr>
-        <w:t>goes.At</w:t>
-      </w:r>
-      <w:proofErr w:type="spellEnd"/>
+        <w:t>goes. At</w:t>
+      </w:r>
       <w:r>
         <w:rPr>
           <w:bCs/>
         </w:rPr>
         <w:t xml:space="preserve"> the center is </w:t>
       </w:r>
-      <w:proofErr w:type="spellStart"/>
       <w:r>
         <w:rPr>
           <w:bCs/>
         </w:rPr>
-        <w:t>FinBERT</w:t>
-      </w:r>
-      <w:proofErr w:type="spellEnd"/>
+        <w:t>Fin BERT</w:t>
+      </w:r>
       <w:r>
         <w:rPr>
           <w:bCs/>
         </w:rPr>
         <w:t xml:space="preserve">. It reads finance-related headlines and stories and spits out sentiment signals—positive, negative, or neutral—each as a score. Simple idea. Useful </w:t>
       </w:r>
-      <w:proofErr w:type="spellStart"/>
       <w:r>
         <w:rPr>
           <w:bCs/>
         </w:rPr>
-        <w:t>payoff.Those</w:t>
-      </w:r>
-      <w:proofErr w:type="spellEnd"/>
+        <w:t>payoff. Those</w:t>
+      </w:r>
       <w:r>
         <w:rPr>
           <w:bCs/>
@@ -886,35 +853,7 @@
         <w:rPr>
           <w:bCs/>
         </w:rPr>
-        <w:t xml:space="preserve">interactions using the proposed </w:t>
-      </w:r>
-      <w:proofErr w:type="spellStart"/>
-      <w:r>
-        <w:rPr>
-          <w:bCs/>
-        </w:rPr>
-        <w:t>FinSent</w:t>
-      </w:r>
-      <w:proofErr w:type="spellEnd"/>
-      <w:r>
-        <w:rPr>
-          <w:bCs/>
-        </w:rPr>
-        <w:t xml:space="preserve">-Momentum Fusion (FSMF) framework. The resulting 35 features are classified using Gradient Boosting to predict UP or DOWN stock movement. Using the TRACE ACL18 AAPL dataset, FSMF achieves 69.12% accuracy, compared with 56% for the Logistic Regression baseline. A </w:t>
-      </w:r>
-      <w:proofErr w:type="spellStart"/>
-      <w:r>
-        <w:rPr>
-          <w:bCs/>
-        </w:rPr>
-        <w:t>Streamlit</w:t>
-      </w:r>
-      <w:proofErr w:type="spellEnd"/>
-      <w:r>
-        <w:rPr>
-          <w:bCs/>
-        </w:rPr>
-        <w:t xml:space="preserve"> application provides an interactive interface for sentiment analysis and stock prediction</w:t>
+        <w:t>interactions using the proposed FinSent-Momentum Fusion (FSMF) framework. The resulting 35 features are classified using Gradient Boosting to predict UP or DOWN stock movement. Using the TRACE ACL18 AAPL dataset, FSMF achieves 69.12% accuracy, compared with 56% for the Logistic Regression baseline. A Streamlit application provides an interactive interface for sentiment analysis and stock prediction</w:t>
       </w:r>
       <w:r>
         <w:rPr>
@@ -949,21 +888,7 @@
         <w:rPr>
           <w:lang w:val="en-IN"/>
         </w:rPr>
-        <w:t xml:space="preserve">Financial News, Sentiment Analysis, </w:t>
-      </w:r>
-      <w:proofErr w:type="spellStart"/>
-      <w:r>
-        <w:rPr>
-          <w:lang w:val="en-IN"/>
-        </w:rPr>
-        <w:t>FinBERT</w:t>
-      </w:r>
-      <w:proofErr w:type="spellEnd"/>
-      <w:r>
-        <w:rPr>
-          <w:lang w:val="en-IN"/>
-        </w:rPr>
-        <w:t>, Stock Market Prediction, NLP, FSMF, Gradient Boosting.</w:t>
+        <w:t>Financial News, Sentiment Analysis, FinBERT, Stock Market Prediction, NLP, FSMF, Gradient Boosting.</w:t>
       </w:r>
     </w:p>
     <w:p>
@@ -1078,15 +1003,7 @@
         <w:t xml:space="preserve"> </w:t>
       </w:r>
       <w:r>
-        <w:t>vol-</w:t>
-      </w:r>
-      <w:proofErr w:type="spellStart"/>
-      <w:r>
-        <w:t>umes</w:t>
-      </w:r>
-      <w:proofErr w:type="spellEnd"/>
-      <w:r>
-        <w:t xml:space="preserve"> of financial news are published every day, making manual analysis difficult, time-consuming, and challenging to</w:t>
+        <w:t>vol-umes of financial news are published every day, making manual analysis difficult, time-consuming, and challenging to</w:t>
       </w:r>
       <w:r>
         <w:rPr>
@@ -1253,12 +1170,15 @@
       <w:r>
         <w:t>meaningful sentiment patterns.</w:t>
       </w:r>
+      <w:r>
+        <w:t>[1][2]</w:t>
+      </w:r>
     </w:p>
     <w:p>
       <w:pPr>
         <w:pStyle w:val="BodyText"/>
-        <w:spacing w:line="249" w:lineRule="auto"/>
-        <w:ind w:left="0" w:firstLine="0"/>
+        <w:spacing w:before="89" w:line="249" w:lineRule="auto"/>
+        <w:ind w:firstLine="0"/>
       </w:pPr>
       <w:r>
         <w:t>This</w:t>
@@ -1324,15 +1244,7 @@
         <w:t xml:space="preserve"> </w:t>
       </w:r>
       <w:r>
-        <w:t>Sen-</w:t>
-      </w:r>
-      <w:proofErr w:type="spellStart"/>
-      <w:r>
-        <w:t>timent</w:t>
-      </w:r>
-      <w:proofErr w:type="spellEnd"/>
-      <w:r>
-        <w:t xml:space="preserve"> Analysis for Stock Market Prediction system that </w:t>
+        <w:t xml:space="preserve">Sen-timent Analysis for Stock Market Prediction system that </w:t>
       </w:r>
       <w:r>
         <w:rPr>
@@ -1460,11 +1372,9 @@
         </w:rPr>
         <w:t xml:space="preserve"> </w:t>
       </w:r>
-      <w:proofErr w:type="spellStart"/>
       <w:r>
         <w:t>FinBERT</w:t>
       </w:r>
-      <w:proofErr w:type="spellEnd"/>
       <w:r>
         <w:rPr>
           <w:spacing w:val="-13"/>
@@ -1666,13 +1576,8 @@
         </w:rPr>
         <w:t xml:space="preserve"> </w:t>
       </w:r>
-      <w:proofErr w:type="spellStart"/>
-      <w:r>
-        <w:t>dy-namics</w:t>
-      </w:r>
-      <w:proofErr w:type="spellEnd"/>
-      <w:r>
-        <w:t>,</w:t>
+      <w:r>
+        <w:t>dy-namics,</w:t>
       </w:r>
       <w:r>
         <w:rPr>
@@ -1727,6 +1632,9 @@
       </w:r>
       <w:r>
         <w:t>volume behavior, and sentiment-market interactions.</w:t>
+      </w:r>
+      <w:r>
+        <w:t>[3]</w:t>
       </w:r>
     </w:p>
     <w:p>
@@ -1739,21 +1647,7 @@
         <w:rPr>
           <w:spacing w:val="-4"/>
         </w:rPr>
-        <w:t xml:space="preserve">The proposed </w:t>
-      </w:r>
-      <w:proofErr w:type="spellStart"/>
-      <w:r>
-        <w:rPr>
-          <w:spacing w:val="-4"/>
-        </w:rPr>
-        <w:t>FinSent</w:t>
-      </w:r>
-      <w:proofErr w:type="spellEnd"/>
-      <w:r>
-        <w:rPr>
-          <w:spacing w:val="-4"/>
-        </w:rPr>
-        <w:t>-Momentum Fusion (FSMF) frame-</w:t>
+        <w:t>The proposed FinSent-Momentum Fusion (FSMF) frame-</w:t>
       </w:r>
       <w:r>
         <w:t>work combines these features and uses a Gradient</w:t>
@@ -1765,15 +1659,10 @@
         <w:t xml:space="preserve"> </w:t>
       </w:r>
       <w:r>
-        <w:t xml:space="preserve">Boosting classifier to predict stock movement as UP or DOWN. An interactive </w:t>
-      </w:r>
-      <w:proofErr w:type="spellStart"/>
-      <w:r>
-        <w:t>Streamlit</w:t>
-      </w:r>
-      <w:proofErr w:type="spellEnd"/>
-      <w:r>
-        <w:t xml:space="preserve"> dashboard is also developed to display sentiment analysis and prediction results.</w:t>
+        <w:t>Boosting classifier to predict stock movement as UP or DOWN. An interactive Streamlit dashboard is also developed to display sentiment analysis and prediction results.</w:t>
+      </w:r>
+      <w:r>
+        <w:t>[5]</w:t>
       </w:r>
     </w:p>
     <w:p>
@@ -1781,6 +1670,9 @@
         <w:pStyle w:val="BodyText"/>
         <w:spacing w:line="249" w:lineRule="auto"/>
         <w:ind w:left="0" w:right="31" w:firstLine="0"/>
+        <w:rPr>
+          <w:spacing w:val="-2"/>
+        </w:rPr>
       </w:pPr>
       <w:r>
         <w:rPr>
@@ -1884,6 +1776,150 @@
         </w:rPr>
         <w:t>behavior.</w:t>
       </w:r>
+    </w:p>
+    <w:p>
+      <w:pPr>
+        <w:pStyle w:val="BodyText"/>
+        <w:spacing w:line="249" w:lineRule="auto"/>
+        <w:ind w:left="0" w:right="31" w:firstLine="0"/>
+        <w:rPr>
+          <w:spacing w:val="-2"/>
+        </w:rPr>
+      </w:pPr>
+    </w:p>
+    <w:p>
+      <w:pPr>
+        <w:pStyle w:val="BodyText"/>
+        <w:spacing w:line="249" w:lineRule="auto"/>
+        <w:ind w:right="31" w:firstLine="0"/>
+        <w:rPr>
+          <w:lang w:val="en-IN"/>
+        </w:rPr>
+      </w:pPr>
+      <w:r>
+        <w:rPr>
+          <w:lang w:val="en-IN"/>
+        </w:rPr>
+        <w:t xml:space="preserve">Financial markets are influenced by several factors, including company performance, economic conditions, investor expectations, and publicly available information. Among these factors, financial news plays an important role because announcements, earnings reports, and market-related events can influence investor decisions. Tetlock [5] examined the relationship between media content and stock-market activity, demonstrating the relevance of media sentiment in financial markets. Similarly, Loughran and McDonald [9], [10] highlighted the importance of </w:t>
+      </w:r>
+      <w:r>
+        <w:rPr>
+          <w:lang w:val="en-IN"/>
+        </w:rPr>
+        <w:t>domain-specific textual analysis in financial and accounting applications.</w:t>
+      </w:r>
+    </w:p>
+    <w:p>
+      <w:pPr>
+        <w:pStyle w:val="BodyText"/>
+        <w:spacing w:line="249" w:lineRule="auto"/>
+        <w:ind w:right="31" w:firstLine="0"/>
+        <w:rPr>
+          <w:lang w:val="en-IN"/>
+        </w:rPr>
+      </w:pPr>
+      <w:r>
+        <w:rPr>
+          <w:lang w:val="en-IN"/>
+        </w:rPr>
+        <w:t>With the development of Natural Language Processing (NLP), automated systems can process large volumes of financial text and identify meaningful information. Traditional sentiment analysis techniques often rely on predefined dictionaries and general language-processing methods. However, financial terminology can have different meanings depending on its context. This creates a need for language models that are adapted to financial-domain text. Araci introduced FinBERT, a financial-domain language model designed to improve sentiment analysis of financial text.</w:t>
+      </w:r>
+      <w:r>
+        <w:rPr>
+          <w:lang w:val="en-IN"/>
+        </w:rPr>
+        <w:t>[1]</w:t>
+      </w:r>
+    </w:p>
+    <w:p>
+      <w:pPr>
+        <w:pStyle w:val="BodyText"/>
+        <w:spacing w:line="249" w:lineRule="auto"/>
+        <w:ind w:right="31"/>
+        <w:rPr>
+          <w:lang w:val="en-IN"/>
+        </w:rPr>
+      </w:pPr>
+      <w:r>
+        <w:rPr>
+          <w:lang w:val="en-IN"/>
+        </w:rPr>
+        <w:t>Apart from textual information, historical stock prices and technical indicators are commonly used to study market behaviour. Momentum-based approaches investigate the relationship between past and subsequent stock returns [7], [8]. Technical and quantitative indicators can provide additional information about price trends, trading activity, and market volatility. Ding et al. explored event-driven stock prediction using textual and market-related information, while Xu and Cohen investigated stock movement prediction using tweets and historical prices. These studies demonstrate the relevance of combining textual information with numerical market data. [2]</w:t>
+      </w:r>
+      <w:r>
+        <w:rPr>
+          <w:lang w:val="en-IN"/>
+        </w:rPr>
+        <w:t>[3][7][8]</w:t>
+      </w:r>
+    </w:p>
+    <w:p>
+      <w:pPr>
+        <w:pStyle w:val="BodyText"/>
+        <w:spacing w:line="249" w:lineRule="auto"/>
+        <w:ind w:right="31"/>
+        <w:rPr>
+          <w:lang w:val="en-IN"/>
+        </w:rPr>
+      </w:pPr>
+      <w:r>
+        <w:rPr>
+          <w:lang w:val="en-IN"/>
+        </w:rPr>
+        <w:t>Recent developments in machine learning have also enabled the use of ensemble-based methods for financial prediction. Gradient Boosting builds a sequence of decision trees in which each subsequent model attempts to reduce the errors of the previous ensemble [18]. Such methods can model nonlinear relationships between multiple input features and are suitable for investigating interactions among sentiment and market-related variables.</w:t>
+      </w:r>
+      <w:r>
+        <w:rPr>
+          <w:lang w:val="en-IN"/>
+        </w:rPr>
+        <w:t>[18]</w:t>
+      </w:r>
+    </w:p>
+    <w:p>
+      <w:pPr>
+        <w:pStyle w:val="BodyText"/>
+        <w:spacing w:line="249" w:lineRule="auto"/>
+        <w:ind w:right="31"/>
+        <w:rPr>
+          <w:lang w:val="en-IN"/>
+        </w:rPr>
+      </w:pPr>
+      <w:r>
+        <w:rPr>
+          <w:lang w:val="en-IN"/>
+        </w:rPr>
+        <w:t xml:space="preserve">Motivated by these developments, this project proposes an AI-based financial news sentiment analysis system for stock-market direction prediction. The proposed FinSent-Momentum Fusion (FSMF) framework combines sentiment information extracted using FinBERT with historical market indicators. It incorporates 35 engineered features covering </w:t>
+      </w:r>
+      <w:r>
+        <w:rPr>
+          <w:lang w:val="en-IN"/>
+        </w:rPr>
+        <w:lastRenderedPageBreak/>
+        <w:t>sentiment dynamics, market momentum, technical indicators, volatility, trading-volume behaviour, and sentiment-market interactions. A Gradient Boosting classifier uses these features to classify stock direction as UP or DOWN.</w:t>
+      </w:r>
+    </w:p>
+    <w:p>
+      <w:pPr>
+        <w:pStyle w:val="BodyText"/>
+        <w:spacing w:line="249" w:lineRule="auto"/>
+        <w:ind w:right="31" w:firstLine="0"/>
+        <w:rPr>
+          <w:lang w:val="en-IN"/>
+        </w:rPr>
+      </w:pPr>
+      <w:r>
+        <w:rPr>
+          <w:lang w:val="en-IN"/>
+        </w:rPr>
+        <w:t>The experimental evaluation uses the TRACE ACL18 dataset for Apple Inc. (AAPL). The proposed system is also supported by a Streamlit-based interface that demonstrates the sentiment-analysis and prediction workflow. The objective is to investigate how financial text sentiment and historical market information can be integrated into a unified machine-learning framework for stock-direction classification.</w:t>
+      </w:r>
+    </w:p>
+    <w:p>
+      <w:pPr>
+        <w:pStyle w:val="BodyText"/>
+        <w:spacing w:line="249" w:lineRule="auto"/>
+        <w:ind w:left="0" w:right="31" w:firstLine="0"/>
+      </w:pPr>
     </w:p>
     <w:p>
       <w:pPr>
@@ -1933,23 +1969,7 @@
           <w:sz w:val="20"/>
           <w:szCs w:val="20"/>
         </w:rPr>
-        <w:t xml:space="preserve">Stock market prediction uses historical prices, technical indicators, and financial news. Tetlock [1] studied the relationship between media sentiment and market </w:t>
-      </w:r>
-      <w:proofErr w:type="spellStart"/>
-      <w:r>
-        <w:rPr>
-          <w:sz w:val="20"/>
-          <w:szCs w:val="20"/>
-        </w:rPr>
-        <w:t>behaviour</w:t>
-      </w:r>
-      <w:proofErr w:type="spellEnd"/>
-      <w:r>
-        <w:rPr>
-          <w:sz w:val="20"/>
-          <w:szCs w:val="20"/>
-        </w:rPr>
-        <w:t>, while Schumaker and Chen [2] explored financial news for stock prediction. These studies highlight the importance of combining textual information with market data.</w:t>
+        <w:t>Stock market prediction uses historical prices, technical indicators, and financial news. Tetlock [1] studied the relationship between media sentiment and market behaviour, while Schumaker and Chen [2] explored financial news for stock prediction. These studies highlight the importance of combining textual information with market data.</w:t>
       </w:r>
     </w:p>
     <w:p>
@@ -2005,39 +2025,7 @@
           <w:sz w:val="20"/>
           <w:szCs w:val="20"/>
         </w:rPr>
-        <w:t xml:space="preserve">Deep learning models such as LSTM networks can capture sequential patterns in market data. Transformer models such as BERT understand contextual relationships in text. Araci [7] introduced </w:t>
-      </w:r>
-      <w:proofErr w:type="spellStart"/>
-      <w:r>
-        <w:rPr>
-          <w:sz w:val="20"/>
-          <w:szCs w:val="20"/>
-        </w:rPr>
-        <w:t>FinBERT</w:t>
-      </w:r>
-      <w:proofErr w:type="spellEnd"/>
-      <w:r>
-        <w:rPr>
-          <w:sz w:val="20"/>
-          <w:szCs w:val="20"/>
-        </w:rPr>
-        <w:t xml:space="preserve"> for financial sentiment analysis. This project uses </w:t>
-      </w:r>
-      <w:proofErr w:type="spellStart"/>
-      <w:r>
-        <w:rPr>
-          <w:sz w:val="20"/>
-          <w:szCs w:val="20"/>
-        </w:rPr>
-        <w:t>FinBERT</w:t>
-      </w:r>
-      <w:proofErr w:type="spellEnd"/>
-      <w:r>
-        <w:rPr>
-          <w:sz w:val="20"/>
-          <w:szCs w:val="20"/>
-        </w:rPr>
-        <w:t xml:space="preserve"> to extract sentiment scores from financial news and combines them with market features.</w:t>
+        <w:t>Deep learning models such as LSTM networks can capture sequential patterns in market data. Transformer models such as BERT understand contextual relationships in text. Araci [7] introduced FinBERT for financial sentiment analysis. This project uses FinBERT to extract sentiment scores from financial news and combines them with market features.</w:t>
       </w:r>
     </w:p>
     <w:p>
@@ -2121,39 +2109,14 @@
           <w:sz w:val="20"/>
           <w:szCs w:val="20"/>
         </w:rPr>
-        <w:t xml:space="preserve">Existing approaches may not fully integrate financial sentiment with multiple market indicators. This project addresses this gap through the FSMF framework, which combines </w:t>
-      </w:r>
-      <w:proofErr w:type="spellStart"/>
+        <w:t xml:space="preserve">Existing approaches may not fully integrate financial sentiment with multiple market indicators. This project addresses this gap through the FSMF framework, which combines FinBERT sentiment with 35 engineered features and Gradient Boosting classification. Further evaluation across multiple stocks, additional metrics, and feature </w:t>
+      </w:r>
       <w:r>
         <w:rPr>
           <w:sz w:val="20"/>
           <w:szCs w:val="20"/>
         </w:rPr>
-        <w:t>FinBERT</w:t>
-      </w:r>
-      <w:proofErr w:type="spellEnd"/>
-      <w:r>
-        <w:rPr>
-          <w:sz w:val="20"/>
-          <w:szCs w:val="20"/>
-        </w:rPr>
-        <w:t xml:space="preserve"> sentiment with 35 engineered features and Gradient Boosting classification. Further evaluation across multiple stocks, additional metrics, and feature ablation experiments is needed to establish </w:t>
-      </w:r>
-      <w:proofErr w:type="spellStart"/>
-      <w:r>
-        <w:rPr>
-          <w:sz w:val="20"/>
-          <w:szCs w:val="20"/>
-        </w:rPr>
-        <w:t>generalisability</w:t>
-      </w:r>
-      <w:proofErr w:type="spellEnd"/>
-      <w:r>
-        <w:rPr>
-          <w:sz w:val="20"/>
-          <w:szCs w:val="20"/>
-        </w:rPr>
-        <w:t xml:space="preserve"> and individual feature contributions.</w:t>
+        <w:t>ablation experiments is needed to establish generalisability and individual feature contributions.</w:t>
       </w:r>
     </w:p>
     <w:p>
@@ -2180,7 +2143,6 @@
         <w:rPr>
           <w:lang w:val="en-IN"/>
         </w:rPr>
-        <w:lastRenderedPageBreak/>
         <w:t>III. METHODOLOGY</w:t>
       </w:r>
     </w:p>
@@ -2203,175 +2165,103 @@
           <w:bCs w:val="0"/>
           <w:lang w:val="en-IN"/>
         </w:rPr>
-        <w:t xml:space="preserve">The proposed </w:t>
-      </w:r>
-      <w:proofErr w:type="spellStart"/>
-      <w:r>
+        <w:t>The proposed FinSent-Momentum Fusion (FSMF) framework combines financial news sentiment with historical stock market information. FinBERT extracts sentiment scores, which are integrated with engineered market features and supplied to a Gradient Boosting classifier to predict stock movement as UP or DOWN. The final predictions are presented through a Streamlit application.</w:t>
+      </w:r>
+    </w:p>
+    <w:p>
+      <w:pPr>
+        <w:pStyle w:val="Heading3"/>
+        <w:tabs>
+          <w:tab w:val="left" w:pos="307"/>
+        </w:tabs>
+        <w:rPr>
+          <w:lang w:val="en-IN"/>
+        </w:rPr>
+      </w:pPr>
+      <w:r>
+        <w:rPr>
+          <w:lang w:val="en-IN"/>
+        </w:rPr>
+        <w:t xml:space="preserve"> </w:t>
+      </w:r>
+      <w:r>
+        <w:rPr>
+          <w:lang w:val="en-IN"/>
+        </w:rPr>
+        <w:t xml:space="preserve">3.1 </w:t>
+      </w:r>
+      <w:r>
+        <w:rPr>
+          <w:lang w:val="en-IN"/>
+        </w:rPr>
+        <w:t>Dataset</w:t>
+      </w:r>
+    </w:p>
+    <w:p>
+      <w:pPr>
+        <w:pStyle w:val="Heading3"/>
+        <w:tabs>
+          <w:tab w:val="left" w:pos="307"/>
+        </w:tabs>
+        <w:ind w:left="0" w:firstLine="0"/>
         <w:rPr>
           <w:b w:val="0"/>
           <w:bCs w:val="0"/>
           <w:lang w:val="en-IN"/>
         </w:rPr>
-        <w:t>FinSent</w:t>
-      </w:r>
-      <w:proofErr w:type="spellEnd"/>
+      </w:pPr>
       <w:r>
         <w:rPr>
           <w:b w:val="0"/>
           <w:bCs w:val="0"/>
           <w:lang w:val="en-IN"/>
         </w:rPr>
-        <w:t xml:space="preserve">-Momentum Fusion (FSMF) framework combines financial news sentiment with historical stock market information. </w:t>
-      </w:r>
-      <w:proofErr w:type="spellStart"/>
-      <w:r>
+        <w:t>The system uses the TRACE ACL18 AAPL dataset containing financial news and historical Apple (AAPL) market information. The dataset covers 504 trading days. News records are aligned with market observations using dates to combine textual sentiment with numerical market features.</w:t>
+      </w:r>
+    </w:p>
+    <w:p>
+      <w:pPr>
+        <w:pStyle w:val="Heading3"/>
+        <w:tabs>
+          <w:tab w:val="left" w:pos="307"/>
+        </w:tabs>
+        <w:rPr>
+          <w:lang w:val="en-IN"/>
+        </w:rPr>
+      </w:pPr>
+      <w:r>
+        <w:rPr>
+          <w:lang w:val="en-IN"/>
+        </w:rPr>
+        <w:t xml:space="preserve">3.2 </w:t>
+      </w:r>
+      <w:r>
+        <w:rPr>
+          <w:lang w:val="en-IN"/>
+        </w:rPr>
+        <w:t>Data Preprocessing</w:t>
+      </w:r>
+    </w:p>
+    <w:p>
+      <w:pPr>
+        <w:pStyle w:val="Heading3"/>
+        <w:tabs>
+          <w:tab w:val="left" w:pos="307"/>
+        </w:tabs>
+        <w:ind w:left="0" w:firstLine="0"/>
         <w:rPr>
           <w:b w:val="0"/>
           <w:bCs w:val="0"/>
           <w:lang w:val="en-IN"/>
         </w:rPr>
-        <w:t>FinBERT</w:t>
-      </w:r>
-      <w:proofErr w:type="spellEnd"/>
+      </w:pPr>
       <w:r>
         <w:rPr>
           <w:b w:val="0"/>
           <w:bCs w:val="0"/>
           <w:lang w:val="en-IN"/>
         </w:rPr>
-        <w:t xml:space="preserve"> extracts sentiment scores, which are integrated with engineered market features and supplied to a Gradient Boosting classifier to predict stock movement as UP or DOWN. The final predictions are presented through a </w:t>
-      </w:r>
-      <w:proofErr w:type="spellStart"/>
-      <w:r>
-        <w:rPr>
-          <w:b w:val="0"/>
-          <w:bCs w:val="0"/>
-          <w:lang w:val="en-IN"/>
-        </w:rPr>
-        <w:t>Streamlit</w:t>
-      </w:r>
-      <w:proofErr w:type="spellEnd"/>
-      <w:r>
-        <w:rPr>
-          <w:b w:val="0"/>
-          <w:bCs w:val="0"/>
-          <w:lang w:val="en-IN"/>
-        </w:rPr>
-        <w:t xml:space="preserve"> application.</w:t>
-      </w:r>
-    </w:p>
-    <w:p>
-      <w:pPr>
-        <w:pStyle w:val="Heading3"/>
-        <w:tabs>
-          <w:tab w:val="left" w:pos="307"/>
-        </w:tabs>
-        <w:rPr>
-          <w:lang w:val="en-IN"/>
-        </w:rPr>
-      </w:pPr>
-      <w:r>
-        <w:rPr>
-          <w:lang w:val="en-IN"/>
-        </w:rPr>
-        <w:t xml:space="preserve"> </w:t>
-      </w:r>
-      <w:r>
-        <w:rPr>
-          <w:lang w:val="en-IN"/>
-        </w:rPr>
-        <w:t xml:space="preserve">3.1 </w:t>
-      </w:r>
-      <w:r>
-        <w:rPr>
-          <w:lang w:val="en-IN"/>
-        </w:rPr>
-        <w:t>Dataset</w:t>
-      </w:r>
-    </w:p>
-    <w:p>
-      <w:pPr>
-        <w:pStyle w:val="Heading3"/>
-        <w:tabs>
-          <w:tab w:val="left" w:pos="307"/>
-        </w:tabs>
-        <w:ind w:left="0" w:firstLine="0"/>
-        <w:rPr>
-          <w:b w:val="0"/>
-          <w:bCs w:val="0"/>
-          <w:lang w:val="en-IN"/>
-        </w:rPr>
-      </w:pPr>
-      <w:r>
-        <w:rPr>
-          <w:b w:val="0"/>
-          <w:bCs w:val="0"/>
-          <w:lang w:val="en-IN"/>
-        </w:rPr>
-        <w:t>The system uses the TRACE ACL18 AAPL dataset containing financial news and historical Apple (AAPL) market information. The dataset covers 504 trading days. News records are aligned with market observations using dates to combine textual sentiment with numerical market features.</w:t>
-      </w:r>
-    </w:p>
-    <w:p>
-      <w:pPr>
-        <w:pStyle w:val="Heading3"/>
-        <w:tabs>
-          <w:tab w:val="left" w:pos="307"/>
-        </w:tabs>
-        <w:rPr>
-          <w:lang w:val="en-IN"/>
-        </w:rPr>
-      </w:pPr>
-      <w:r>
-        <w:rPr>
-          <w:lang w:val="en-IN"/>
-        </w:rPr>
-        <w:t xml:space="preserve">3.2 </w:t>
-      </w:r>
-      <w:r>
-        <w:rPr>
-          <w:lang w:val="en-IN"/>
-        </w:rPr>
-        <w:t>Data Preprocessing</w:t>
-      </w:r>
-    </w:p>
-    <w:p>
-      <w:pPr>
-        <w:pStyle w:val="Heading3"/>
-        <w:tabs>
-          <w:tab w:val="left" w:pos="307"/>
-        </w:tabs>
-        <w:ind w:left="0" w:firstLine="0"/>
-        <w:rPr>
-          <w:b w:val="0"/>
-          <w:bCs w:val="0"/>
-          <w:lang w:val="en-IN"/>
-        </w:rPr>
-      </w:pPr>
-      <w:r>
-        <w:rPr>
-          <w:b w:val="0"/>
-          <w:bCs w:val="0"/>
-          <w:lang w:val="en-IN"/>
-        </w:rPr>
-        <w:t xml:space="preserve">The data is prepared by checking missing values, duplicate records, inconsistent dates, and invalid entries. Financial news is aligned with corresponding market observations, and </w:t>
-      </w:r>
-      <w:proofErr w:type="spellStart"/>
-      <w:r>
-        <w:rPr>
-          <w:b w:val="0"/>
-          <w:bCs w:val="0"/>
-          <w:lang w:val="en-IN"/>
-        </w:rPr>
-        <w:t>FinBERT</w:t>
-      </w:r>
-      <w:proofErr w:type="spellEnd"/>
-      <w:r>
-        <w:rPr>
-          <w:b w:val="0"/>
-          <w:bCs w:val="0"/>
-          <w:lang w:val="en-IN"/>
-        </w:rPr>
-        <w:t xml:space="preserve"> processes the text to generate positive, negative, and neutral sentiment scores. Temporal order should be maintained during dataset splitting to avoid data leakage.</w:t>
+        <w:t>The data is prepared by checking missing values, duplicate records, inconsistent dates, and invalid entries. Financial news is aligned with corresponding market observations, and FinBERT processes the text to generate positive, negative, and neutral sentiment scores. Temporal order should be maintained during dataset splitting to avoid data leakage.</w:t>
       </w:r>
     </w:p>
     <w:p>
@@ -2608,6 +2498,7 @@
         <w:rPr>
           <w:lang w:val="en-IN"/>
         </w:rPr>
+        <w:lastRenderedPageBreak/>
         <w:t xml:space="preserve">3.8 </w:t>
       </w:r>
       <w:r>
@@ -2619,566 +2510,266 @@
     </w:p>
     <w:p>
       <w:pPr>
-        <w:pStyle w:val="Heading3"/>
-        <w:tabs>
-          <w:tab w:val="left" w:pos="307"/>
-        </w:tabs>
-        <w:ind w:left="0" w:firstLine="0"/>
-        <w:rPr>
-          <w:b w:val="0"/>
-          <w:bCs w:val="0"/>
-          <w:lang w:val="en-IN"/>
-        </w:rPr>
-      </w:pPr>
-      <w:r>
-        <w:rPr>
-          <w:b w:val="0"/>
-          <w:bCs w:val="0"/>
-        </w:rPr>
-        <w:t xml:space="preserve">Let </w:t>
+        <w:spacing w:beforeAutospacing="1" w:after="100" w:afterAutospacing="1"/>
+        <w:jc w:val="left"/>
+        <w:rPr>
+          <w:sz w:val="20"/>
+          <w:szCs w:val="20"/>
+          <w:lang w:val="en-IN" w:eastAsia="en-IN"/>
+        </w:rPr>
+      </w:pPr>
+      <w:r>
+        <w:rPr>
+          <w:sz w:val="20"/>
+          <w:szCs w:val="20"/>
+          <w:lang w:val="en-IN" w:eastAsia="en-IN"/>
+        </w:rPr>
+        <w:t>The predicted probability of upward stock movement is calculated as follows:</w:t>
+      </w:r>
+    </w:p>
+    <w:p>
+      <w:pPr>
+        <w:spacing w:beforeAutospacing="1" w:after="100" w:afterAutospacing="1"/>
+        <w:jc w:val="left"/>
+        <w:rPr>
+          <w:sz w:val="20"/>
+          <w:szCs w:val="20"/>
+          <w:lang w:val="en-IN" w:eastAsia="en-IN"/>
+        </w:rPr>
+      </w:pPr>
+      <w:r>
+        <w:rPr>
+          <w:sz w:val="20"/>
+          <w:szCs w:val="20"/>
+          <w:lang w:val="en-IN" w:eastAsia="en-IN"/>
+        </w:rPr>
+        <w:t xml:space="preserve">Predicted Probability </w:t>
+      </w:r>
+      <m:oMath>
+        <m:d>
+          <m:dPr>
+            <m:ctrlPr>
+              <w:rPr>
+                <w:rFonts w:ascii="Cambria Math" w:hAnsi="Cambria Math"/>
+                <w:sz w:val="20"/>
+                <w:szCs w:val="20"/>
+              </w:rPr>
+            </m:ctrlPr>
+          </m:dPr>
+          <m:e>
+            <m:r>
+              <w:rPr>
+                <w:rFonts w:ascii="Cambria Math" w:hAnsi="Cambria Math"/>
+                <w:sz w:val="20"/>
+                <w:szCs w:val="20"/>
+              </w:rPr>
+              <m:t>UP</m:t>
+            </m:r>
+          </m:e>
+        </m:d>
+        <m:r>
+          <w:rPr>
+            <w:rFonts w:ascii="Cambria Math" w:hAnsi="Cambria Math"/>
+            <w:sz w:val="20"/>
+            <w:szCs w:val="20"/>
+          </w:rPr>
+          <m:t>=P</m:t>
+        </m:r>
+        <m:d>
+          <m:dPr>
+            <m:ctrlPr>
+              <w:rPr>
+                <w:rFonts w:ascii="Cambria Math" w:hAnsi="Cambria Math"/>
+                <w:sz w:val="20"/>
+                <w:szCs w:val="20"/>
+              </w:rPr>
+            </m:ctrlPr>
+          </m:dPr>
+          <m:e>
+            <m:r>
+              <w:rPr>
+                <w:rFonts w:ascii="Cambria Math" w:hAnsi="Cambria Math"/>
+                <w:sz w:val="20"/>
+                <w:szCs w:val="20"/>
+              </w:rPr>
+              <m:t>yₜ=1|Xₜ</m:t>
+            </m:r>
+          </m:e>
+        </m:d>
+      </m:oMath>
+    </w:p>
+    <w:p>
+      <w:pPr>
+        <w:spacing w:beforeAutospacing="1" w:after="100" w:afterAutospacing="1"/>
+        <w:jc w:val="left"/>
+        <w:rPr>
+          <w:sz w:val="20"/>
+          <w:szCs w:val="20"/>
+          <w:lang w:val="en-IN" w:eastAsia="en-IN"/>
+        </w:rPr>
+      </w:pPr>
+      <w:r>
+        <w:rPr>
+          <w:sz w:val="20"/>
+          <w:szCs w:val="20"/>
+          <w:lang w:val="en-IN" w:eastAsia="en-IN"/>
+        </w:rPr>
+        <w:t>where Xₜ represents the input feature vector, yₜ = 1 represents an upward movement, and yₜ = 0 represents a downward movement.</w:t>
+      </w:r>
+    </w:p>
+    <w:p>
+      <w:pPr>
+        <w:spacing w:beforeAutospacing="1" w:after="100" w:afterAutospacing="1"/>
+        <w:jc w:val="left"/>
+        <w:rPr>
+          <w:sz w:val="20"/>
+          <w:szCs w:val="20"/>
+          <w:lang w:val="en-IN" w:eastAsia="en-IN"/>
+        </w:rPr>
+      </w:pPr>
+      <w:r>
+        <w:rPr>
+          <w:sz w:val="20"/>
+          <w:szCs w:val="20"/>
+          <w:lang w:val="en-IN" w:eastAsia="en-IN"/>
+        </w:rPr>
+        <w:t>The predicted stock direction is determined using a threshold of 0.5. If the estimated probability of upward movement is greater than or equal to 0.5, the predicted class is UP; otherwise, the predicted class is DOWN.</w:t>
+      </w:r>
+    </w:p>
+    <w:p>
+      <w:pPr>
+        <w:spacing w:beforeAutospacing="1" w:after="100" w:afterAutospacing="1"/>
+        <w:jc w:val="left"/>
+        <w:rPr>
+          <w:sz w:val="20"/>
+          <w:szCs w:val="20"/>
+          <w:lang w:val="en-IN" w:eastAsia="en-IN"/>
+        </w:rPr>
+      </w:pPr>
+      <w:r>
+        <w:rPr>
+          <w:sz w:val="20"/>
+          <w:szCs w:val="20"/>
+          <w:lang w:val="en-IN" w:eastAsia="en-IN"/>
+        </w:rPr>
+        <w:t>The decision rule is:</w:t>
+      </w:r>
+    </w:p>
+    <w:p>
+      <w:pPr>
+        <w:spacing w:beforeAutospacing="1" w:after="100" w:afterAutospacing="1"/>
+        <w:jc w:val="left"/>
+        <w:rPr>
+          <w:sz w:val="20"/>
+          <w:szCs w:val="20"/>
+          <w:lang w:val="en-IN" w:eastAsia="en-IN"/>
+        </w:rPr>
+      </w:pPr>
+      <w:r>
+        <w:rPr>
+          <w:sz w:val="20"/>
+          <w:szCs w:val="20"/>
+          <w:lang w:val="en-IN" w:eastAsia="en-IN"/>
+        </w:rPr>
+        <w:t xml:space="preserve">Predicted Class = UP, if </w:t>
       </w:r>
       <m:oMath>
         <m:r>
           <w:rPr>
             <w:rFonts w:ascii="Cambria Math" w:hAnsi="Cambria Math"/>
+            <w:sz w:val="20"/>
+            <w:szCs w:val="20"/>
           </w:rPr>
-          <m:t>\(X_t\)</m:t>
+          <m:t>P</m:t>
+        </m:r>
+        <m:d>
+          <m:dPr>
+            <m:ctrlPr>
+              <w:rPr>
+                <w:rFonts w:ascii="Cambria Math" w:hAnsi="Cambria Math"/>
+                <w:sz w:val="20"/>
+                <w:szCs w:val="20"/>
+              </w:rPr>
+            </m:ctrlPr>
+          </m:dPr>
+          <m:e>
+            <m:r>
+              <w:rPr>
+                <w:rFonts w:ascii="Cambria Math" w:hAnsi="Cambria Math"/>
+                <w:sz w:val="20"/>
+                <w:szCs w:val="20"/>
+              </w:rPr>
+              <m:t>yₜ=1|Xₜ</m:t>
+            </m:r>
+          </m:e>
+        </m:d>
+        <m:r>
+          <w:rPr>
+            <w:rFonts w:ascii="Cambria Math" w:hAnsi="Cambria Math"/>
+            <w:sz w:val="20"/>
+            <w:szCs w:val="20"/>
+          </w:rPr>
+          <m:t>≥0.5</m:t>
         </m:r>
       </m:oMath>
-      <w:r>
-        <w:rPr>
-          <w:b w:val="0"/>
-          <w:bCs w:val="0"/>
-        </w:rPr>
-        <w:t xml:space="preserve"> represent the 35-dimensional feature vector for observation \(t\), combining sentiment and market information. The Gradient Boosting classifier estimates the probability of upward stock movement based on the input features.</w:t>
-      </w:r>
-    </w:p>
-    <w:p>
-      <w:pPr>
-        <w:pStyle w:val="Heading3"/>
-        <w:tabs>
-          <w:tab w:val="left" w:pos="307"/>
-        </w:tabs>
-        <w:ind w:left="0" w:firstLine="0"/>
-        <w:rPr>
-          <w:lang w:val="en-IN"/>
-        </w:rPr>
-      </w:pPr>
-      <m:oMathPara>
-        <m:oMath>
-          <m:acc>
-            <m:accPr>
-              <m:ctrlPr>
-                <w:rPr>
-                  <w:rFonts w:ascii="Cambria Math" w:hAnsi="Cambria Math"/>
-                  <w:i/>
-                  <w:lang w:val="en-IN"/>
-                </w:rPr>
-              </m:ctrlPr>
-            </m:accPr>
-            <m:e/>
-          </m:acc>
-          <m:sSub>
-            <m:sSubPr>
-              <m:ctrlPr>
-                <w:rPr>
-                  <w:rFonts w:ascii="Cambria Math" w:hAnsi="Cambria Math"/>
-                  <w:i/>
-                  <w:lang w:val="en-IN"/>
-                </w:rPr>
-              </m:ctrlPr>
-            </m:sSubPr>
-            <m:e>
-              <m:d>
-                <m:dPr>
-                  <m:begChr m:val="{"/>
-                  <m:endChr m:val="}"/>
-                  <m:ctrlPr>
-                    <w:rPr>
-                      <w:rFonts w:ascii="Cambria Math" w:hAnsi="Cambria Math"/>
-                      <w:i/>
-                      <w:lang w:val="en-IN"/>
-                    </w:rPr>
-                  </m:ctrlPr>
-                </m:dPr>
-                <m:e>
-                  <m:r>
-                    <m:rPr>
-                      <m:sty m:val="bi"/>
-                    </m:rPr>
-                    <w:rPr>
-                      <w:rFonts w:ascii="Cambria Math" w:hAnsi="Cambria Math"/>
-                      <w:lang w:val="en-IN"/>
-                    </w:rPr>
-                    <m:t>p</m:t>
-                  </m:r>
-                </m:e>
-              </m:d>
-            </m:e>
-            <m:sub>
-              <m:r>
-                <m:rPr>
-                  <m:sty m:val="bi"/>
-                </m:rPr>
-                <w:rPr>
-                  <w:rFonts w:ascii="Cambria Math" w:hAnsi="Cambria Math"/>
-                  <w:lang w:val="en-IN"/>
-                </w:rPr>
-                <m:t>t</m:t>
-              </m:r>
-            </m:sub>
-          </m:sSub>
-          <m:r>
-            <m:rPr>
-              <m:sty m:val="bi"/>
-            </m:rPr>
-            <w:rPr>
-              <w:rFonts w:ascii="Cambria Math" w:hAnsi="Cambria Math"/>
-              <w:lang w:val="en-IN"/>
-            </w:rPr>
-            <m:t>=P</m:t>
-          </m:r>
-          <m:d>
-            <m:dPr>
-              <m:sepChr m:val="∣"/>
-              <m:ctrlPr>
-                <w:rPr>
-                  <w:rFonts w:ascii="Cambria Math" w:hAnsi="Cambria Math"/>
-                  <w:i/>
-                  <w:lang w:val="en-IN"/>
-                </w:rPr>
-              </m:ctrlPr>
-            </m:dPr>
-            <m:e>
-              <m:sSub>
-                <m:sSubPr>
-                  <m:ctrlPr>
-                    <w:rPr>
-                      <w:rFonts w:ascii="Cambria Math" w:hAnsi="Cambria Math"/>
-                      <w:i/>
-                      <w:lang w:val="en-IN"/>
-                    </w:rPr>
-                  </m:ctrlPr>
-                </m:sSubPr>
-                <m:e>
-                  <m:r>
-                    <m:rPr>
-                      <m:sty m:val="bi"/>
-                    </m:rPr>
-                    <w:rPr>
-                      <w:rFonts w:ascii="Cambria Math" w:hAnsi="Cambria Math"/>
-                      <w:lang w:val="en-IN"/>
-                    </w:rPr>
-                    <m:t>y</m:t>
-                  </m:r>
-                </m:e>
-                <m:sub>
-                  <m:r>
-                    <m:rPr>
-                      <m:sty m:val="bi"/>
-                    </m:rPr>
-                    <w:rPr>
-                      <w:rFonts w:ascii="Cambria Math" w:hAnsi="Cambria Math"/>
-                      <w:lang w:val="en-IN"/>
-                    </w:rPr>
-                    <m:t>t</m:t>
-                  </m:r>
-                </m:sub>
-              </m:sSub>
-              <m:r>
-                <m:rPr>
-                  <m:sty m:val="bi"/>
-                </m:rPr>
-                <w:rPr>
-                  <w:rFonts w:ascii="Cambria Math" w:hAnsi="Cambria Math"/>
-                  <w:lang w:val="en-IN"/>
-                </w:rPr>
-                <m:t>=1</m:t>
-              </m:r>
-            </m:e>
-            <m:e>
-              <m:sSub>
-                <m:sSubPr>
-                  <m:ctrlPr>
-                    <w:rPr>
-                      <w:rFonts w:ascii="Cambria Math" w:hAnsi="Cambria Math"/>
-                      <w:i/>
-                      <w:lang w:val="en-IN"/>
-                    </w:rPr>
-                  </m:ctrlPr>
-                </m:sSubPr>
-                <m:e>
-                  <m:r>
-                    <m:rPr>
-                      <m:sty m:val="bi"/>
-                    </m:rPr>
-                    <w:rPr>
-                      <w:rFonts w:ascii="Cambria Math" w:hAnsi="Cambria Math"/>
-                      <w:lang w:val="en-IN"/>
-                    </w:rPr>
-                    <m:t>X</m:t>
-                  </m:r>
-                </m:e>
-                <m:sub>
-                  <m:r>
-                    <m:rPr>
-                      <m:sty m:val="bi"/>
-                    </m:rPr>
-                    <w:rPr>
-                      <w:rFonts w:ascii="Cambria Math" w:hAnsi="Cambria Math"/>
-                      <w:lang w:val="en-IN"/>
-                    </w:rPr>
-                    <m:t>t</m:t>
-                  </m:r>
-                </m:sub>
-              </m:sSub>
-            </m:e>
-          </m:d>
-        </m:oMath>
-      </m:oMathPara>
-    </w:p>
-    <w:p>
-      <w:pPr>
-        <w:pStyle w:val="Heading3"/>
-        <w:tabs>
-          <w:tab w:val="left" w:pos="307"/>
-        </w:tabs>
-        <w:ind w:left="0" w:firstLine="0"/>
-        <w:rPr>
-          <w:b w:val="0"/>
-          <w:bCs w:val="0"/>
-        </w:rPr>
-      </w:pPr>
-      <w:r>
-        <w:rPr>
-          <w:b w:val="0"/>
-          <w:bCs w:val="0"/>
-        </w:rPr>
-        <w:t>The predicted stock direction is determined using a threshold of 0.5. If the estimated probability of upward movement is greater than or equal to 0.5, the predicted class is UP; otherwise, the predicted class is DOWN.</w:t>
-      </w:r>
-    </w:p>
-    <w:p>
-      <w:pPr>
-        <w:pStyle w:val="Heading3"/>
-        <w:tabs>
-          <w:tab w:val="left" w:pos="307"/>
-        </w:tabs>
-        <w:ind w:left="0" w:firstLine="0"/>
-        <w:rPr>
-          <w:b w:val="0"/>
-          <w:bCs w:val="0"/>
-          <w:lang w:val="en-IN"/>
-        </w:rPr>
-      </w:pPr>
-      <m:oMathPara>
-        <m:oMath>
-          <m:acc>
-            <m:accPr>
-              <m:ctrlPr>
-                <w:rPr>
-                  <w:rFonts w:ascii="Cambria Math" w:hAnsi="Cambria Math"/>
-                  <w:b w:val="0"/>
-                  <w:bCs w:val="0"/>
-                  <w:i/>
-                  <w:lang w:val="en-IN"/>
-                </w:rPr>
-              </m:ctrlPr>
-            </m:accPr>
-            <m:e>
-              <m:acc>
-                <m:accPr>
-                  <m:ctrlPr>
-                    <w:rPr>
-                      <w:rFonts w:ascii="Cambria Math" w:hAnsi="Cambria Math"/>
-                      <w:b w:val="0"/>
-                      <w:bCs w:val="0"/>
-                      <w:i/>
-                      <w:lang w:val="en-IN"/>
-                    </w:rPr>
-                  </m:ctrlPr>
-                </m:accPr>
-                <m:e/>
-              </m:acc>
-            </m:e>
-          </m:acc>
-          <m:sSub>
-            <m:sSubPr>
-              <m:ctrlPr>
-                <w:rPr>
-                  <w:rFonts w:ascii="Cambria Math" w:hAnsi="Cambria Math"/>
-                  <w:b w:val="0"/>
-                  <w:bCs w:val="0"/>
-                  <w:i/>
-                  <w:lang w:val="en-IN"/>
-                </w:rPr>
-              </m:ctrlPr>
-            </m:sSubPr>
-            <m:e>
-              <m:d>
-                <m:dPr>
-                  <m:begChr m:val="{"/>
-                  <m:endChr m:val="}"/>
-                  <m:ctrlPr>
-                    <w:rPr>
-                      <w:rFonts w:ascii="Cambria Math" w:hAnsi="Cambria Math"/>
-                      <w:b w:val="0"/>
-                      <w:bCs w:val="0"/>
-                      <w:i/>
-                      <w:lang w:val="en-IN"/>
-                    </w:rPr>
-                  </m:ctrlPr>
-                </m:dPr>
-                <m:e>
-                  <m:r>
-                    <w:rPr>
-                      <w:rFonts w:ascii="Cambria Math" w:hAnsi="Cambria Math"/>
-                      <w:lang w:val="en-IN"/>
-                    </w:rPr>
-                    <m:t>y</m:t>
-                  </m:r>
-                </m:e>
-              </m:d>
-            </m:e>
-            <m:sub>
-              <m:r>
-                <w:rPr>
-                  <w:rFonts w:ascii="Cambria Math" w:hAnsi="Cambria Math"/>
-                  <w:lang w:val="en-IN"/>
-                </w:rPr>
-                <m:t>t</m:t>
-              </m:r>
-            </m:sub>
-          </m:sSub>
-          <m:r>
-            <w:rPr>
-              <w:rFonts w:ascii="Cambria Math" w:hAnsi="Cambria Math"/>
-              <w:lang w:val="en-IN"/>
-            </w:rPr>
-            <m:t>=</m:t>
-          </m:r>
-          <m:d>
-            <m:dPr>
-              <m:begChr m:val="{"/>
-              <m:endChr m:val="}"/>
-              <m:ctrlPr>
-                <w:rPr>
-                  <w:rFonts w:ascii="Cambria Math" w:hAnsi="Cambria Math"/>
-                  <w:b w:val="0"/>
-                  <w:bCs w:val="0"/>
-                  <w:i/>
-                  <w:lang w:val="en-IN"/>
-                </w:rPr>
-              </m:ctrlPr>
-            </m:dPr>
-            <m:e>
-              <m:r>
-                <w:rPr>
-                  <w:rFonts w:ascii="Cambria Math" w:hAnsi="Cambria Math"/>
-                  <w:lang w:val="en-IN"/>
-                </w:rPr>
-                <m:t>cases</m:t>
-              </m:r>
-            </m:e>
-          </m:d>
-          <m:r>
-            <w:rPr>
-              <w:rFonts w:ascii="Cambria Math" w:hAnsi="Cambria Math"/>
-              <w:lang w:val="en-IN"/>
-            </w:rPr>
-            <m:t>1,</m:t>
-          </m:r>
-          <m:r>
-            <w:rPr>
-              <w:rFonts w:ascii="Cambria Math" w:hAnsi="Cambria Math"/>
-              <w:lang w:val="en-IN"/>
-            </w:rPr>
-            <m:t>&amp;</m:t>
-          </m:r>
-          <m:acc>
-            <m:accPr>
-              <m:ctrlPr>
-                <w:rPr>
-                  <w:rFonts w:ascii="Cambria Math" w:hAnsi="Cambria Math"/>
-                  <w:b w:val="0"/>
-                  <w:bCs w:val="0"/>
-                  <w:i/>
-                  <w:lang w:val="en-IN"/>
-                </w:rPr>
-              </m:ctrlPr>
-            </m:accPr>
-            <m:e/>
-          </m:acc>
-          <m:sSub>
-            <m:sSubPr>
-              <m:ctrlPr>
-                <w:rPr>
-                  <w:rFonts w:ascii="Cambria Math" w:hAnsi="Cambria Math"/>
-                  <w:b w:val="0"/>
-                  <w:bCs w:val="0"/>
-                  <w:i/>
-                  <w:lang w:val="en-IN"/>
-                </w:rPr>
-              </m:ctrlPr>
-            </m:sSubPr>
-            <m:e>
-              <m:d>
-                <m:dPr>
-                  <m:begChr m:val="{"/>
-                  <m:endChr m:val="}"/>
-                  <m:ctrlPr>
-                    <w:rPr>
-                      <w:rFonts w:ascii="Cambria Math" w:hAnsi="Cambria Math"/>
-                      <w:b w:val="0"/>
-                      <w:bCs w:val="0"/>
-                      <w:i/>
-                      <w:lang w:val="en-IN"/>
-                    </w:rPr>
-                  </m:ctrlPr>
-                </m:dPr>
-                <m:e>
-                  <m:r>
-                    <w:rPr>
-                      <w:rFonts w:ascii="Cambria Math" w:hAnsi="Cambria Math"/>
-                      <w:lang w:val="en-IN"/>
-                    </w:rPr>
-                    <m:t>p</m:t>
-                  </m:r>
-                </m:e>
-              </m:d>
-            </m:e>
-            <m:sub>
-              <m:r>
-                <w:rPr>
-                  <w:rFonts w:ascii="Cambria Math" w:hAnsi="Cambria Math"/>
-                  <w:lang w:val="en-IN"/>
-                </w:rPr>
-                <m:t>t</m:t>
-              </m:r>
-            </m:sub>
-          </m:sSub>
-          <m:r>
-            <w:rPr>
-              <w:rFonts w:ascii="Cambria Math" w:hAnsi="Cambria Math"/>
-              <w:lang w:val="en-IN"/>
-            </w:rPr>
-            <m:t>\geq0.5</m:t>
-          </m:r>
-          <m:r>
-            <w:rPr>
-              <w:rFonts w:ascii="Cambria Math" w:hAnsi="Cambria Math"/>
-              <w:lang w:val="en-IN"/>
-            </w:rPr>
-            <m:t>\\</m:t>
-          </m:r>
-          <m:r>
-            <w:rPr>
-              <w:rFonts w:ascii="Cambria Math" w:hAnsi="Cambria Math"/>
-              <w:lang w:val="en-IN"/>
-            </w:rPr>
-            <m:t>0,</m:t>
-          </m:r>
-          <m:r>
-            <w:rPr>
-              <w:rFonts w:ascii="Cambria Math" w:hAnsi="Cambria Math"/>
-              <w:lang w:val="en-IN"/>
-            </w:rPr>
-            <m:t>&amp;</m:t>
-          </m:r>
-          <m:acc>
-            <m:accPr>
-              <m:ctrlPr>
-                <w:rPr>
-                  <w:rFonts w:ascii="Cambria Math" w:hAnsi="Cambria Math"/>
-                  <w:b w:val="0"/>
-                  <w:bCs w:val="0"/>
-                  <w:i/>
-                  <w:lang w:val="en-IN"/>
-                </w:rPr>
-              </m:ctrlPr>
-            </m:accPr>
-            <m:e/>
-          </m:acc>
-          <m:sSub>
-            <m:sSubPr>
-              <m:ctrlPr>
-                <w:rPr>
-                  <w:rFonts w:ascii="Cambria Math" w:hAnsi="Cambria Math"/>
-                  <w:b w:val="0"/>
-                  <w:bCs w:val="0"/>
-                  <w:i/>
-                  <w:lang w:val="en-IN"/>
-                </w:rPr>
-              </m:ctrlPr>
-            </m:sSubPr>
-            <m:e>
-              <m:d>
-                <m:dPr>
-                  <m:begChr m:val="{"/>
-                  <m:endChr m:val="}"/>
-                  <m:ctrlPr>
-                    <w:rPr>
-                      <w:rFonts w:ascii="Cambria Math" w:hAnsi="Cambria Math"/>
-                      <w:b w:val="0"/>
-                      <w:bCs w:val="0"/>
-                      <w:i/>
-                      <w:lang w:val="en-IN"/>
-                    </w:rPr>
-                  </m:ctrlPr>
-                </m:dPr>
-                <m:e>
-                  <m:r>
-                    <w:rPr>
-                      <w:rFonts w:ascii="Cambria Math" w:hAnsi="Cambria Math"/>
-                      <w:lang w:val="en-IN"/>
-                    </w:rPr>
-                    <m:t>p</m:t>
-                  </m:r>
-                </m:e>
-              </m:d>
-            </m:e>
-            <m:sub>
-              <m:r>
-                <w:rPr>
-                  <w:rFonts w:ascii="Cambria Math" w:hAnsi="Cambria Math"/>
-                  <w:lang w:val="en-IN"/>
-                </w:rPr>
-                <m:t>t</m:t>
-              </m:r>
-            </m:sub>
-          </m:sSub>
-          <m:r>
-            <w:rPr>
-              <w:rFonts w:ascii="Cambria Math" w:hAnsi="Cambria Math"/>
-              <w:lang w:val="en-IN"/>
-            </w:rPr>
-            <m:t>&lt;0.5</m:t>
-          </m:r>
-          <m:d>
-            <m:dPr>
-              <m:begChr m:val="{"/>
-              <m:endChr m:val="}"/>
-              <m:ctrlPr>
-                <w:rPr>
-                  <w:rFonts w:ascii="Cambria Math" w:hAnsi="Cambria Math"/>
-                  <w:b w:val="0"/>
-                  <w:bCs w:val="0"/>
-                  <w:i/>
-                  <w:lang w:val="en-IN"/>
-                </w:rPr>
-              </m:ctrlPr>
-            </m:dPr>
-            <m:e>
-              <m:r>
-                <w:rPr>
-                  <w:rFonts w:ascii="Cambria Math" w:hAnsi="Cambria Math"/>
-                  <w:lang w:val="en-IN"/>
-                </w:rPr>
-                <m:t>cases</m:t>
-              </m:r>
-            </m:e>
-          </m:d>
-        </m:oMath>
-      </m:oMathPara>
+    </w:p>
+    <w:p>
+      <w:pPr>
+        <w:spacing w:beforeAutospacing="1" w:after="100" w:afterAutospacing="1"/>
+        <w:jc w:val="left"/>
+        <w:rPr>
+          <w:sz w:val="20"/>
+          <w:szCs w:val="20"/>
+          <w:lang w:val="en-IN" w:eastAsia="en-IN"/>
+        </w:rPr>
+      </w:pPr>
+      <w:r>
+        <w:rPr>
+          <w:sz w:val="20"/>
+          <w:szCs w:val="20"/>
+          <w:lang w:val="en-IN" w:eastAsia="en-IN"/>
+        </w:rPr>
+        <w:t xml:space="preserve">Predicted Class = DOWN, </w:t>
+      </w:r>
+      <m:oMath>
+        <m:r>
+          <w:rPr>
+            <w:rFonts w:ascii="Cambria Math" w:hAnsi="Cambria Math"/>
+            <w:sz w:val="20"/>
+            <w:szCs w:val="20"/>
+          </w:rPr>
+          <m:t>ifP</m:t>
+        </m:r>
+        <m:d>
+          <m:dPr>
+            <m:ctrlPr>
+              <w:rPr>
+                <w:rFonts w:ascii="Cambria Math" w:hAnsi="Cambria Math"/>
+                <w:sz w:val="20"/>
+                <w:szCs w:val="20"/>
+              </w:rPr>
+            </m:ctrlPr>
+          </m:dPr>
+          <m:e>
+            <m:r>
+              <w:rPr>
+                <w:rFonts w:ascii="Cambria Math" w:hAnsi="Cambria Math"/>
+                <w:sz w:val="20"/>
+                <w:szCs w:val="20"/>
+              </w:rPr>
+              <m:t>yₜ=1|Xₜ</m:t>
+            </m:r>
+          </m:e>
+        </m:d>
+        <m:r>
+          <w:rPr>
+            <w:rFonts w:ascii="Cambria Math" w:hAnsi="Cambria Math"/>
+            <w:sz w:val="20"/>
+            <w:szCs w:val="20"/>
+          </w:rPr>
+          <m:t>&lt;0.5</m:t>
+        </m:r>
+      </m:oMath>
     </w:p>
     <w:p>
       <w:pPr>
@@ -3276,25 +2867,7 @@
           <w:bCs w:val="0"/>
           <w:lang w:val="en-IN"/>
         </w:rPr>
-        <w:t xml:space="preserve">Apply </w:t>
-      </w:r>
-      <w:proofErr w:type="spellStart"/>
-      <w:r>
-        <w:rPr>
-          <w:b w:val="0"/>
-          <w:bCs w:val="0"/>
-          <w:lang w:val="en-IN"/>
-        </w:rPr>
-        <w:t>FinBERT</w:t>
-      </w:r>
-      <w:proofErr w:type="spellEnd"/>
-      <w:r>
-        <w:rPr>
-          <w:b w:val="0"/>
-          <w:bCs w:val="0"/>
-          <w:lang w:val="en-IN"/>
-        </w:rPr>
-        <w:t xml:space="preserve"> to obtain sentiment scores.</w:t>
+        <w:t>Apply FinBERT to obtain sentiment scores.</w:t>
       </w:r>
     </w:p>
     <w:p>
@@ -3424,41 +2997,94 @@
           <w:bCs w:val="0"/>
           <w:lang w:val="en-IN"/>
         </w:rPr>
-        <w:t xml:space="preserve">Display sentiment and prediction outputs through </w:t>
-      </w:r>
-      <w:proofErr w:type="spellStart"/>
-      <w:r>
+        <w:t>Display sentiment and prediction outputs through Streamlit.</w:t>
+      </w:r>
+    </w:p>
+    <w:p>
+      <w:pPr>
+        <w:pStyle w:val="Heading3"/>
+        <w:tabs>
+          <w:tab w:val="left" w:pos="307"/>
+        </w:tabs>
+        <w:ind w:left="0" w:firstLine="0"/>
         <w:rPr>
           <w:b w:val="0"/>
           <w:bCs w:val="0"/>
-          <w:lang w:val="en-IN"/>
-        </w:rPr>
-        <w:t>Streamlit</w:t>
-      </w:r>
-      <w:proofErr w:type="spellEnd"/>
-      <w:r>
+          <w:spacing w:val="-2"/>
+          <w:lang w:val="en-IN"/>
+        </w:rPr>
+      </w:pPr>
+    </w:p>
+    <w:p>
+      <w:pPr>
+        <w:pStyle w:val="Heading3"/>
+        <w:tabs>
+          <w:tab w:val="left" w:pos="307"/>
+        </w:tabs>
+        <w:jc w:val="center"/>
+        <w:rPr>
+          <w:spacing w:val="-2"/>
+          <w:lang w:val="en-IN"/>
+        </w:rPr>
+      </w:pPr>
+      <w:r>
+        <w:rPr>
+          <w:spacing w:val="-2"/>
+          <w:lang w:val="en-IN"/>
+        </w:rPr>
+        <w:t>IV. EXPERIMENTAL SETUP</w:t>
+      </w:r>
+    </w:p>
+    <w:p>
+      <w:pPr>
+        <w:pStyle w:val="Heading3"/>
+        <w:tabs>
+          <w:tab w:val="left" w:pos="307"/>
+        </w:tabs>
+        <w:ind w:left="0" w:firstLine="0"/>
+        <w:rPr>
+          <w:spacing w:val="-2"/>
+          <w:lang w:val="en-IN"/>
+        </w:rPr>
+      </w:pPr>
+      <w:r>
+        <w:rPr>
+          <w:spacing w:val="-2"/>
+          <w:lang w:val="en-IN"/>
+        </w:rPr>
+        <w:t>4.1</w:t>
+      </w:r>
+      <w:r>
+        <w:rPr>
+          <w:spacing w:val="-2"/>
+          <w:lang w:val="en-IN"/>
+        </w:rPr>
+        <w:t xml:space="preserve"> Hardware and Software</w:t>
+      </w:r>
+    </w:p>
+    <w:p>
+      <w:pPr>
+        <w:pStyle w:val="Heading3"/>
+        <w:tabs>
+          <w:tab w:val="left" w:pos="307"/>
+        </w:tabs>
+        <w:ind w:left="0" w:firstLine="0"/>
         <w:rPr>
           <w:b w:val="0"/>
           <w:bCs w:val="0"/>
-          <w:lang w:val="en-IN"/>
-        </w:rPr>
-        <w:t>.</w:t>
-      </w:r>
-    </w:p>
-    <w:p>
-      <w:pPr>
-        <w:pStyle w:val="Heading3"/>
-        <w:tabs>
-          <w:tab w:val="left" w:pos="307"/>
-        </w:tabs>
-        <w:ind w:left="0" w:firstLine="0"/>
+          <w:spacing w:val="-2"/>
+          <w:lang w:val="en-IN"/>
+        </w:rPr>
+      </w:pPr>
+      <w:r>
         <w:rPr>
           <w:b w:val="0"/>
           <w:bCs w:val="0"/>
           <w:spacing w:val="-2"/>
           <w:lang w:val="en-IN"/>
         </w:rPr>
-      </w:pPr>
+        <w:t>The system uses Python for data processing and model development. FinBERT performs financial sentiment analysis, Gradient Boosting is used for stock direction classification, and Streamlit provides the interactive interface. The exact hardware specifications, Python version, package versions, and execution environment should be recorded from the actual development setup to ensure reproducibility.</w:t>
+      </w:r>
     </w:p>
     <w:p>
       <w:pPr>
@@ -3466,45 +3092,24 @@
         <w:tabs>
           <w:tab w:val="left" w:pos="307"/>
         </w:tabs>
-        <w:jc w:val="center"/>
-        <w:rPr>
-          <w:spacing w:val="-2"/>
-          <w:lang w:val="en-IN"/>
-        </w:rPr>
-      </w:pPr>
-      <w:r>
-        <w:rPr>
-          <w:spacing w:val="-2"/>
-          <w:lang w:val="en-IN"/>
-        </w:rPr>
-        <w:t>IV. EXPERIMENTAL SETUP</w:t>
-      </w:r>
-    </w:p>
-    <w:p>
-      <w:pPr>
-        <w:pStyle w:val="Heading3"/>
-        <w:tabs>
-          <w:tab w:val="left" w:pos="307"/>
-        </w:tabs>
-        <w:ind w:left="0" w:firstLine="0"/>
-        <w:rPr>
-          <w:spacing w:val="-2"/>
-          <w:lang w:val="en-IN"/>
-        </w:rPr>
-      </w:pPr>
-      <w:r>
-        <w:rPr>
-          <w:spacing w:val="-2"/>
-          <w:lang w:val="en-IN"/>
-        </w:rPr>
-        <w:t>4.1</w:t>
-      </w:r>
-      <w:r>
-        <w:rPr>
-          <w:spacing w:val="-2"/>
-          <w:lang w:val="en-IN"/>
-        </w:rPr>
-        <w:t xml:space="preserve"> Hardware and Software</w:t>
+        <w:rPr>
+          <w:spacing w:val="-2"/>
+          <w:lang w:val="en-IN"/>
+        </w:rPr>
+      </w:pPr>
+      <w:r>
+        <w:rPr>
+          <w:spacing w:val="-2"/>
+          <w:lang w:val="en-IN"/>
+        </w:rPr>
+        <w:t>4.2</w:t>
+      </w:r>
+      <w:r>
+        <w:rPr>
+          <w:spacing w:val="-2"/>
+          <w:lang w:val="en-IN"/>
+        </w:rPr>
+        <w:t xml:space="preserve"> Dataset Split</w:t>
       </w:r>
     </w:p>
     <w:p>
@@ -3528,19 +3133,43 @@
           <w:spacing w:val="-2"/>
           <w:lang w:val="en-IN"/>
         </w:rPr>
-        <w:t xml:space="preserve">The system uses Python for data processing and model development. </w:t>
-      </w:r>
-      <w:proofErr w:type="spellStart"/>
-      <w:r>
+        <w:t>The TRACE ACL18 AAPL dataset contains 504 trading days. The observations are used to train and evaluate the proposed FSMF framework. Since stock data is time-dependent, chronological splitting is preferable to random splitting to preserve temporal order and reduce information leakage. The exact training and testing proportions must match the implementation used to obtain the reported 69.12% accuracy.</w:t>
+      </w:r>
+    </w:p>
+    <w:p>
+      <w:pPr>
+        <w:pStyle w:val="Heading3"/>
+        <w:tabs>
+          <w:tab w:val="left" w:pos="307"/>
+        </w:tabs>
+        <w:ind w:left="0" w:firstLine="0"/>
+        <w:rPr>
+          <w:spacing w:val="-2"/>
+          <w:lang w:val="en-IN"/>
+        </w:rPr>
+      </w:pPr>
+      <w:r>
+        <w:rPr>
+          <w:spacing w:val="-2"/>
+          <w:lang w:val="en-IN"/>
+        </w:rPr>
+        <w:t>4.3 Hyperparameter Configuration</w:t>
+      </w:r>
+    </w:p>
+    <w:p>
+      <w:pPr>
+        <w:pStyle w:val="Heading3"/>
+        <w:tabs>
+          <w:tab w:val="left" w:pos="307"/>
+        </w:tabs>
+        <w:ind w:left="0" w:firstLine="0"/>
         <w:rPr>
           <w:b w:val="0"/>
           <w:bCs w:val="0"/>
           <w:spacing w:val="-2"/>
           <w:lang w:val="en-IN"/>
         </w:rPr>
-        <w:t>FinBERT</w:t>
-      </w:r>
-      <w:proofErr w:type="spellEnd"/>
+      </w:pPr>
       <w:r>
         <w:rPr>
           <w:b w:val="0"/>
@@ -3548,9 +3177,8 @@
           <w:spacing w:val="-2"/>
           <w:lang w:val="en-IN"/>
         </w:rPr>
-        <w:t xml:space="preserve"> performs financial sentiment analysis, Gradient Boosting is used for stock direction classification, and </w:t>
-      </w:r>
-      <w:proofErr w:type="spellStart"/>
+        <w:t xml:space="preserve">The proposed model uses Gradient Boosting with the 35 engineered FSMF features. Important parameters include the number of estimators, learning rate, tree depth, and minimum samples required for splitting or forming a leaf. </w:t>
+      </w:r>
       <w:r>
         <w:rPr>
           <w:b w:val="0"/>
@@ -3558,224 +3186,243 @@
           <w:spacing w:val="-2"/>
           <w:lang w:val="en-IN"/>
         </w:rPr>
-        <w:t>Streamlit</w:t>
-      </w:r>
-      <w:proofErr w:type="spellEnd"/>
-      <w:r>
+        <w:t>The exact parameter values and the selection procedure should be reported from the actual model configuration.</w:t>
+      </w:r>
+    </w:p>
+    <w:p>
+      <w:pPr>
+        <w:pStyle w:val="Heading3"/>
+        <w:tabs>
+          <w:tab w:val="left" w:pos="307"/>
+        </w:tabs>
+        <w:ind w:left="0" w:firstLine="0"/>
+        <w:rPr>
+          <w:spacing w:val="-2"/>
+          <w:lang w:val="en-IN"/>
+        </w:rPr>
+      </w:pPr>
+      <w:r>
+        <w:rPr>
+          <w:spacing w:val="-2"/>
+          <w:lang w:val="en-IN"/>
+        </w:rPr>
+        <w:t>4.4 Cross-Validation</w:t>
+      </w:r>
+    </w:p>
+    <w:p>
+      <w:pPr>
+        <w:pStyle w:val="Heading3"/>
+        <w:tabs>
+          <w:tab w:val="left" w:pos="307"/>
+        </w:tabs>
+        <w:ind w:left="0" w:firstLine="0"/>
         <w:rPr>
           <w:b w:val="0"/>
           <w:bCs w:val="0"/>
           <w:spacing w:val="-2"/>
           <w:lang w:val="en-IN"/>
         </w:rPr>
-        <w:t xml:space="preserve"> provides the interactive interface. The exact hardware specifications, Python version, package versions, and execution environment should be recorded from the actual development setup to ensure reproducibility.</w:t>
-      </w:r>
-    </w:p>
-    <w:p>
-      <w:pPr>
-        <w:pStyle w:val="Heading3"/>
-        <w:tabs>
-          <w:tab w:val="left" w:pos="307"/>
-        </w:tabs>
-        <w:rPr>
-          <w:spacing w:val="-2"/>
-          <w:lang w:val="en-IN"/>
-        </w:rPr>
-      </w:pPr>
-      <w:r>
-        <w:rPr>
-          <w:spacing w:val="-2"/>
-          <w:lang w:val="en-IN"/>
-        </w:rPr>
-        <w:t>4.2</w:t>
-      </w:r>
-      <w:r>
-        <w:rPr>
-          <w:spacing w:val="-2"/>
-          <w:lang w:val="en-IN"/>
-        </w:rPr>
-        <w:t xml:space="preserve"> Dataset Split</w:t>
-      </w:r>
-    </w:p>
-    <w:p>
-      <w:pPr>
-        <w:pStyle w:val="Heading3"/>
-        <w:tabs>
-          <w:tab w:val="left" w:pos="307"/>
-        </w:tabs>
-        <w:ind w:left="0" w:firstLine="0"/>
+      </w:pPr>
+      <w:r>
         <w:rPr>
           <w:b w:val="0"/>
           <w:bCs w:val="0"/>
           <w:spacing w:val="-2"/>
           <w:lang w:val="en-IN"/>
         </w:rPr>
-      </w:pPr>
-      <w:r>
+        <w:t>Time-series cross-validation can be used to evaluate model stability across different periods. In this approach, the model is trained on earlier observations and evaluated on subsequent observations. Cross-validation results are not currently available in the reported experiments and should be included only after running the procedure.</w:t>
+      </w:r>
+    </w:p>
+    <w:p>
+      <w:pPr>
+        <w:pStyle w:val="Heading3"/>
+        <w:tabs>
+          <w:tab w:val="left" w:pos="307"/>
+        </w:tabs>
+        <w:ind w:left="0" w:firstLine="0"/>
+        <w:rPr>
+          <w:spacing w:val="-2"/>
+          <w:lang w:val="en-IN"/>
+        </w:rPr>
+      </w:pPr>
+      <w:r>
+        <w:rPr>
+          <w:spacing w:val="-2"/>
+          <w:lang w:val="en-IN"/>
+        </w:rPr>
+        <w:t>4.5 Evaluation Metrics</w:t>
+      </w:r>
+    </w:p>
+    <w:p>
+      <w:pPr>
+        <w:pStyle w:val="Heading3"/>
+        <w:tabs>
+          <w:tab w:val="left" w:pos="307"/>
+        </w:tabs>
+        <w:ind w:left="0" w:firstLine="0"/>
         <w:rPr>
           <w:b w:val="0"/>
           <w:bCs w:val="0"/>
           <w:spacing w:val="-2"/>
           <w:lang w:val="en-IN"/>
         </w:rPr>
-        <w:t>The TRACE ACL18 AAPL dataset contains 504 trading days. The observations are used to train and evaluate the proposed FSMF framework. Since stock data is time-dependent, chronological splitting is preferable to random splitting to preserve temporal order and reduce information leakage. The exact training and testing proportions must match the implementation used to obtain the reported 69.12% accuracy.</w:t>
-      </w:r>
-    </w:p>
-    <w:p>
-      <w:pPr>
-        <w:pStyle w:val="Heading3"/>
-        <w:tabs>
-          <w:tab w:val="left" w:pos="307"/>
-        </w:tabs>
-        <w:ind w:left="0" w:firstLine="0"/>
-        <w:rPr>
-          <w:spacing w:val="-2"/>
-          <w:lang w:val="en-IN"/>
-        </w:rPr>
-      </w:pPr>
-      <w:r>
-        <w:rPr>
-          <w:spacing w:val="-2"/>
-          <w:lang w:val="en-IN"/>
-        </w:rPr>
-        <w:t>4.3 Hyperparameter Configuration</w:t>
-      </w:r>
-    </w:p>
-    <w:p>
-      <w:pPr>
-        <w:pStyle w:val="Heading3"/>
-        <w:tabs>
-          <w:tab w:val="left" w:pos="307"/>
-        </w:tabs>
-        <w:ind w:left="0" w:firstLine="0"/>
+      </w:pPr>
+      <w:r>
         <w:rPr>
           <w:b w:val="0"/>
           <w:bCs w:val="0"/>
           <w:spacing w:val="-2"/>
           <w:lang w:val="en-IN"/>
         </w:rPr>
-      </w:pPr>
-      <w:r>
+        <w:t>Accuracy is the currently reported evaluation metric. It measures the proportion of correctly classified observations.</w:t>
+      </w:r>
+    </w:p>
+    <w:p>
+      <w:pPr>
+        <w:pStyle w:val="Heading3"/>
+        <w:tabs>
+          <w:tab w:val="left" w:pos="307"/>
+        </w:tabs>
+        <w:ind w:left="0" w:firstLine="0"/>
         <w:rPr>
           <w:b w:val="0"/>
           <w:bCs w:val="0"/>
           <w:spacing w:val="-2"/>
           <w:lang w:val="en-IN"/>
         </w:rPr>
-        <w:t>The proposed model uses Gradient Boosting with the 35 engineered FSMF features. Important parameters include the number of estimators, learning rate, tree depth, and minimum samples required for splitting or forming a leaf. The exact parameter values and the selection procedure should be reported from the actual model configuration.</w:t>
-      </w:r>
-    </w:p>
-    <w:p>
-      <w:pPr>
-        <w:pStyle w:val="Heading3"/>
-        <w:tabs>
-          <w:tab w:val="left" w:pos="307"/>
-        </w:tabs>
-        <w:ind w:left="0" w:firstLine="0"/>
-        <w:rPr>
-          <w:spacing w:val="-2"/>
-          <w:lang w:val="en-IN"/>
-        </w:rPr>
-      </w:pPr>
-      <w:r>
-        <w:rPr>
-          <w:spacing w:val="-2"/>
-          <w:lang w:val="en-IN"/>
-        </w:rPr>
-        <w:t>4.4 Cross-Validation</w:t>
-      </w:r>
-    </w:p>
-    <w:p>
-      <w:pPr>
-        <w:pStyle w:val="Heading3"/>
-        <w:tabs>
-          <w:tab w:val="left" w:pos="307"/>
-        </w:tabs>
-        <w:ind w:left="0" w:firstLine="0"/>
+      </w:pPr>
+      <w:r>
         <w:rPr>
           <w:b w:val="0"/>
           <w:bCs w:val="0"/>
           <w:spacing w:val="-2"/>
           <w:lang w:val="en-IN"/>
         </w:rPr>
-      </w:pPr>
-      <w:r>
+        <w:t>\[ \text{Accuracy}=\frac{TP+TN}{TP+TN+FP+FN} \]</w:t>
+      </w:r>
+    </w:p>
+    <w:p>
+      <w:pPr>
+        <w:pStyle w:val="Heading3"/>
+        <w:tabs>
+          <w:tab w:val="left" w:pos="307"/>
+        </w:tabs>
+        <w:ind w:left="0" w:firstLine="0"/>
         <w:rPr>
           <w:b w:val="0"/>
           <w:bCs w:val="0"/>
           <w:spacing w:val="-2"/>
           <w:lang w:val="en-IN"/>
         </w:rPr>
-        <w:t>Time-series cross-validation can be used to evaluate model stability across different periods. In this approach, the model is trained on earlier observations and evaluated on subsequent observations. Cross-validation results are not currently available in the reported experiments and should be included only after running the procedure.</w:t>
-      </w:r>
-    </w:p>
-    <w:p>
-      <w:pPr>
-        <w:pStyle w:val="Heading3"/>
-        <w:tabs>
-          <w:tab w:val="left" w:pos="307"/>
-        </w:tabs>
-        <w:ind w:left="0" w:firstLine="0"/>
-        <w:rPr>
-          <w:spacing w:val="-2"/>
-          <w:lang w:val="en-IN"/>
-        </w:rPr>
-      </w:pPr>
-      <w:r>
-        <w:rPr>
-          <w:spacing w:val="-2"/>
-          <w:lang w:val="en-IN"/>
-        </w:rPr>
-        <w:lastRenderedPageBreak/>
-        <w:t>4.5 Evaluation Metrics</w:t>
-      </w:r>
-    </w:p>
-    <w:p>
-      <w:pPr>
-        <w:pStyle w:val="Heading3"/>
-        <w:tabs>
-          <w:tab w:val="left" w:pos="307"/>
-        </w:tabs>
-        <w:ind w:left="0" w:firstLine="0"/>
+      </w:pPr>
+      <w:r>
         <w:rPr>
           <w:b w:val="0"/>
           <w:bCs w:val="0"/>
           <w:spacing w:val="-2"/>
           <w:lang w:val="en-IN"/>
         </w:rPr>
-      </w:pPr>
-      <w:r>
+        <w:t>Precision, recall, F1-score, balanced accuracy, and ROC-AUC can provide additional information about classification performance. These metrics must be calculated using the actual test labels and model predictions before being reported.</w:t>
+      </w:r>
+    </w:p>
+    <w:p>
+      <w:pPr>
+        <w:pStyle w:val="Heading3"/>
+        <w:tabs>
+          <w:tab w:val="left" w:pos="307"/>
+        </w:tabs>
+        <w:ind w:left="0" w:firstLine="0"/>
+        <w:rPr>
+          <w:spacing w:val="-2"/>
+          <w:lang w:val="en-IN"/>
+        </w:rPr>
+      </w:pPr>
+      <w:r>
+        <w:rPr>
+          <w:spacing w:val="-2"/>
+          <w:lang w:val="en-IN"/>
+        </w:rPr>
+        <w:t>4.6 Statistical Testing</w:t>
+      </w:r>
+    </w:p>
+    <w:p>
+      <w:pPr>
+        <w:pStyle w:val="Heading3"/>
+        <w:tabs>
+          <w:tab w:val="left" w:pos="307"/>
+        </w:tabs>
+        <w:ind w:left="0" w:firstLine="0"/>
         <w:rPr>
           <w:b w:val="0"/>
           <w:bCs w:val="0"/>
           <w:spacing w:val="-2"/>
           <w:lang w:val="en-IN"/>
         </w:rPr>
-        <w:t>Accuracy is the currently reported evaluation metric. It measures the proportion of correctly classified observations.</w:t>
-      </w:r>
-    </w:p>
-    <w:p>
-      <w:pPr>
-        <w:pStyle w:val="Heading3"/>
-        <w:tabs>
-          <w:tab w:val="left" w:pos="307"/>
-        </w:tabs>
-        <w:ind w:left="0" w:firstLine="0"/>
+      </w:pPr>
+      <w:r>
         <w:rPr>
           <w:b w:val="0"/>
           <w:bCs w:val="0"/>
           <w:spacing w:val="-2"/>
           <w:lang w:val="en-IN"/>
         </w:rPr>
-      </w:pPr>
-      <w:r>
+        <w:t>Statistical testing can help determine whether performance differences between models are consistent or could result from sampling variation. Tests such as McNemar's test may be appropriate when comparing predictions on the same test observations. No statistical significance result is currently established for the reported accuracy difference.</w:t>
+      </w:r>
+    </w:p>
+    <w:p>
+      <w:pPr>
+        <w:pStyle w:val="Heading3"/>
+        <w:tabs>
+          <w:tab w:val="left" w:pos="307"/>
+        </w:tabs>
+        <w:ind w:left="0" w:firstLine="0"/>
         <w:rPr>
           <w:b w:val="0"/>
           <w:bCs w:val="0"/>
           <w:spacing w:val="-2"/>
           <w:lang w:val="en-IN"/>
         </w:rPr>
-        <w:t>\[ \text{Accuracy}=\frac{TP+TN}{TP+TN+FP+FN} \]</w:t>
+      </w:pPr>
+    </w:p>
+    <w:p>
+      <w:pPr>
+        <w:pStyle w:val="Heading3"/>
+        <w:tabs>
+          <w:tab w:val="left" w:pos="307"/>
+        </w:tabs>
+        <w:ind w:left="0" w:firstLine="0"/>
+        <w:jc w:val="center"/>
+        <w:rPr>
+          <w:spacing w:val="-2"/>
+          <w:lang w:val="en-IN"/>
+        </w:rPr>
+      </w:pPr>
+      <w:r>
+        <w:rPr>
+          <w:spacing w:val="-2"/>
+          <w:lang w:val="en-IN"/>
+        </w:rPr>
+        <w:t>V. RESULTS</w:t>
+      </w:r>
+    </w:p>
+    <w:p>
+      <w:pPr>
+        <w:pStyle w:val="Heading3"/>
+        <w:tabs>
+          <w:tab w:val="left" w:pos="307"/>
+        </w:tabs>
+        <w:ind w:left="0" w:firstLine="0"/>
+        <w:rPr>
+          <w:spacing w:val="-2"/>
+          <w:lang w:val="en-IN"/>
+        </w:rPr>
+      </w:pPr>
+      <w:r>
+        <w:rPr>
+          <w:spacing w:val="-2"/>
+          <w:lang w:val="en-IN"/>
+        </w:rPr>
+        <w:t>5.1 Overall Performance</w:t>
       </w:r>
     </w:p>
     <w:p>
@@ -3799,7 +3446,7 @@
           <w:spacing w:val="-2"/>
           <w:lang w:val="en-IN"/>
         </w:rPr>
-        <w:t>Precision, recall, F1-score, balanced accuracy, and ROC-AUC can provide additional information about classification performance. These metrics must be calculated using the actual test labels and model predictions before being reported.</w:t>
+        <w:t>The proposed FSMF framework with Gradient Boosting achieves 69.12% accuracy on the reported held-out TRACE ACL18 AAPL test period. The Logistic Regression baseline achieves 56% accuracy. These results indicate improved classification accuracy for the proposed configuration on the evaluated dataset.</w:t>
       </w:r>
     </w:p>
     <w:p>
@@ -3808,18 +3455,18 @@
         <w:tabs>
           <w:tab w:val="left" w:pos="307"/>
         </w:tabs>
-        <w:ind w:left="0" w:firstLine="0"/>
-        <w:rPr>
-          <w:spacing w:val="-2"/>
-          <w:lang w:val="en-IN"/>
-        </w:rPr>
-      </w:pPr>
-      <w:r>
-        <w:rPr>
-          <w:spacing w:val="-2"/>
-          <w:lang w:val="en-IN"/>
-        </w:rPr>
-        <w:t>4.6 Statistical Testing</w:t>
+        <w:ind w:firstLine="0"/>
+        <w:rPr>
+          <w:spacing w:val="-2"/>
+          <w:lang w:val="en-IN"/>
+        </w:rPr>
+      </w:pPr>
+      <w:r>
+        <w:rPr>
+          <w:spacing w:val="-2"/>
+          <w:lang w:val="en-IN"/>
+        </w:rPr>
+        <w:t>5.2 Model Comparison</w:t>
       </w:r>
     </w:p>
     <w:p>
@@ -3828,130 +3475,7 @@
         <w:tabs>
           <w:tab w:val="left" w:pos="307"/>
         </w:tabs>
-        <w:ind w:left="0" w:firstLine="0"/>
-        <w:rPr>
-          <w:b w:val="0"/>
-          <w:bCs w:val="0"/>
-          <w:spacing w:val="-2"/>
-          <w:lang w:val="en-IN"/>
-        </w:rPr>
-      </w:pPr>
-      <w:r>
-        <w:rPr>
-          <w:b w:val="0"/>
-          <w:bCs w:val="0"/>
-          <w:spacing w:val="-2"/>
-          <w:lang w:val="en-IN"/>
-        </w:rPr>
-        <w:t>Statistical testing can help determine whether performance differences between models are consistent or could result from sampling variation. Tests such as McNemar's test may be appropriate when comparing predictions on the same test observations. No statistical significance result is currently established for the reported accuracy difference.</w:t>
-      </w:r>
-    </w:p>
-    <w:p>
-      <w:pPr>
-        <w:pStyle w:val="Heading3"/>
-        <w:tabs>
-          <w:tab w:val="left" w:pos="307"/>
-        </w:tabs>
-        <w:ind w:left="0" w:firstLine="0"/>
-        <w:rPr>
-          <w:b w:val="0"/>
-          <w:bCs w:val="0"/>
-          <w:spacing w:val="-2"/>
-          <w:lang w:val="en-IN"/>
-        </w:rPr>
-      </w:pPr>
-    </w:p>
-    <w:p>
-      <w:pPr>
-        <w:pStyle w:val="Heading3"/>
-        <w:tabs>
-          <w:tab w:val="left" w:pos="307"/>
-        </w:tabs>
-        <w:ind w:left="0" w:firstLine="0"/>
         <w:jc w:val="center"/>
-        <w:rPr>
-          <w:spacing w:val="-2"/>
-          <w:lang w:val="en-IN"/>
-        </w:rPr>
-      </w:pPr>
-      <w:r>
-        <w:rPr>
-          <w:spacing w:val="-2"/>
-          <w:lang w:val="en-IN"/>
-        </w:rPr>
-        <w:t>V. RESULTS</w:t>
-      </w:r>
-    </w:p>
-    <w:p>
-      <w:pPr>
-        <w:pStyle w:val="Heading3"/>
-        <w:tabs>
-          <w:tab w:val="left" w:pos="307"/>
-        </w:tabs>
-        <w:ind w:left="0" w:firstLine="0"/>
-        <w:rPr>
-          <w:spacing w:val="-2"/>
-          <w:lang w:val="en-IN"/>
-        </w:rPr>
-      </w:pPr>
-      <w:r>
-        <w:rPr>
-          <w:spacing w:val="-2"/>
-          <w:lang w:val="en-IN"/>
-        </w:rPr>
-        <w:t>5.1 Overall Performance</w:t>
-      </w:r>
-    </w:p>
-    <w:p>
-      <w:pPr>
-        <w:pStyle w:val="Heading3"/>
-        <w:tabs>
-          <w:tab w:val="left" w:pos="307"/>
-        </w:tabs>
-        <w:ind w:left="0" w:firstLine="0"/>
-        <w:rPr>
-          <w:b w:val="0"/>
-          <w:bCs w:val="0"/>
-          <w:spacing w:val="-2"/>
-          <w:lang w:val="en-IN"/>
-        </w:rPr>
-      </w:pPr>
-      <w:r>
-        <w:rPr>
-          <w:b w:val="0"/>
-          <w:bCs w:val="0"/>
-          <w:spacing w:val="-2"/>
-          <w:lang w:val="en-IN"/>
-        </w:rPr>
-        <w:t>The proposed FSMF framework with Gradient Boosting achieves 69.12% accuracy on the reported held-out TRACE ACL18 AAPL test period. The Logistic Regression baseline achieves 56% accuracy. These results indicate improved classification accuracy for the proposed configuration on the evaluated dataset.</w:t>
-      </w:r>
-    </w:p>
-    <w:p>
-      <w:pPr>
-        <w:pStyle w:val="Heading3"/>
-        <w:tabs>
-          <w:tab w:val="left" w:pos="307"/>
-        </w:tabs>
-        <w:ind w:firstLine="0"/>
-        <w:rPr>
-          <w:spacing w:val="-2"/>
-          <w:lang w:val="en-IN"/>
-        </w:rPr>
-      </w:pPr>
-      <w:r>
-        <w:rPr>
-          <w:spacing w:val="-2"/>
-          <w:lang w:val="en-IN"/>
-        </w:rPr>
-        <w:t>5.2 Model Comparison</w:t>
-      </w:r>
-    </w:p>
-    <w:p>
-      <w:pPr>
-        <w:pStyle w:val="Heading3"/>
-        <w:tabs>
-          <w:tab w:val="left" w:pos="307"/>
-        </w:tabs>
         <w:rPr>
           <w:spacing w:val="-2"/>
           <w:lang w:val="en-IN"/>
@@ -3967,7 +3491,7 @@
     </w:p>
     <w:tbl>
       <w:tblPr>
-        <w:tblW w:w="0" w:type="auto"/>
+        <w:tblW w:w="4905" w:type="dxa"/>
         <w:tblCellSpacing w:w="15" w:type="dxa"/>
         <w:tblCellMar>
           <w:top w:w="15" w:type="dxa"/>
@@ -3978,9 +3502,9 @@
         <w:tblLook w:val="04A0" w:firstRow="1" w:lastRow="0" w:firstColumn="1" w:lastColumn="0" w:noHBand="0" w:noVBand="1"/>
       </w:tblPr>
       <w:tblGrid>
-        <w:gridCol w:w="1423"/>
-        <w:gridCol w:w="1473"/>
-        <w:gridCol w:w="1888"/>
+        <w:gridCol w:w="1449"/>
+        <w:gridCol w:w="1503"/>
+        <w:gridCol w:w="1953"/>
       </w:tblGrid>
       <w:tr>
         <w:trPr>
@@ -4213,7 +3737,6 @@
             <w:tcBorders>
               <w:left w:val="single" w:sz="4" w:space="0" w:color="auto"/>
             </w:tcBorders>
-            <w:vAlign w:val="center"/>
             <w:hideMark/>
           </w:tcPr>
           <w:p>
@@ -4232,8 +3755,20 @@
                 <w:spacing w:val="-2"/>
                 <w:lang w:val="en-IN"/>
               </w:rPr>
-              <w:t>Not available</w:t>
+              <w:t>50.00%</w:t>
             </w:r>
+          </w:p>
+          <w:p>
+            <w:pPr>
+              <w:pStyle w:val="Heading3"/>
+              <w:tabs>
+                <w:tab w:val="left" w:pos="307"/>
+              </w:tabs>
+              <w:rPr>
+                <w:spacing w:val="-2"/>
+                <w:lang w:val="en-IN"/>
+              </w:rPr>
+            </w:pPr>
           </w:p>
         </w:tc>
         <w:tc>
@@ -4243,7 +3778,6 @@
               <w:left w:val="single" w:sz="4" w:space="0" w:color="auto"/>
               <w:right w:val="single" w:sz="4" w:space="0" w:color="auto"/>
             </w:tcBorders>
-            <w:vAlign w:val="center"/>
             <w:hideMark/>
           </w:tcPr>
           <w:p>
@@ -4262,7 +3796,7 @@
                 <w:spacing w:val="-2"/>
                 <w:lang w:val="en-IN"/>
               </w:rPr>
-              <w:t>Not available</w:t>
+              <w:t>61.90%</w:t>
             </w:r>
           </w:p>
         </w:tc>
@@ -4306,7 +3840,6 @@
             <w:tcBorders>
               <w:left w:val="single" w:sz="4" w:space="0" w:color="auto"/>
             </w:tcBorders>
-            <w:vAlign w:val="center"/>
             <w:hideMark/>
           </w:tcPr>
           <w:p>
@@ -4325,8 +3858,20 @@
                 <w:spacing w:val="-2"/>
                 <w:lang w:val="en-IN"/>
               </w:rPr>
-              <w:t>Not available</w:t>
+              <w:t>75.76%</w:t>
             </w:r>
+          </w:p>
+          <w:p>
+            <w:pPr>
+              <w:pStyle w:val="Heading3"/>
+              <w:tabs>
+                <w:tab w:val="left" w:pos="307"/>
+              </w:tabs>
+              <w:rPr>
+                <w:spacing w:val="-2"/>
+                <w:lang w:val="en-IN"/>
+              </w:rPr>
+            </w:pPr>
           </w:p>
         </w:tc>
         <w:tc>
@@ -4336,7 +3881,6 @@
               <w:left w:val="single" w:sz="4" w:space="0" w:color="auto"/>
               <w:right w:val="single" w:sz="4" w:space="0" w:color="auto"/>
             </w:tcBorders>
-            <w:vAlign w:val="center"/>
             <w:hideMark/>
           </w:tcPr>
           <w:p>
@@ -4355,7 +3899,7 @@
                 <w:spacing w:val="-2"/>
                 <w:lang w:val="en-IN"/>
               </w:rPr>
-              <w:t>Not available</w:t>
+              <w:t>83.87%</w:t>
             </w:r>
           </w:p>
         </w:tc>
@@ -4399,7 +3943,6 @@
             <w:tcBorders>
               <w:left w:val="single" w:sz="4" w:space="0" w:color="auto"/>
             </w:tcBorders>
-            <w:vAlign w:val="center"/>
             <w:hideMark/>
           </w:tcPr>
           <w:p>
@@ -4418,8 +3961,20 @@
                 <w:spacing w:val="-2"/>
                 <w:lang w:val="en-IN"/>
               </w:rPr>
-              <w:t>Not available</w:t>
+              <w:t>60.24%</w:t>
             </w:r>
+          </w:p>
+          <w:p>
+            <w:pPr>
+              <w:pStyle w:val="Heading3"/>
+              <w:tabs>
+                <w:tab w:val="left" w:pos="307"/>
+              </w:tabs>
+              <w:rPr>
+                <w:spacing w:val="-2"/>
+                <w:lang w:val="en-IN"/>
+              </w:rPr>
+            </w:pPr>
           </w:p>
         </w:tc>
         <w:tc>
@@ -4429,7 +3984,6 @@
               <w:left w:val="single" w:sz="4" w:space="0" w:color="auto"/>
               <w:right w:val="single" w:sz="4" w:space="0" w:color="auto"/>
             </w:tcBorders>
-            <w:vAlign w:val="center"/>
             <w:hideMark/>
           </w:tcPr>
           <w:p>
@@ -4448,7 +4002,7 @@
                 <w:spacing w:val="-2"/>
                 <w:lang w:val="en-IN"/>
               </w:rPr>
-              <w:t>Not available</w:t>
+              <w:t>73.64%</w:t>
             </w:r>
           </w:p>
         </w:tc>
@@ -4494,7 +4048,6 @@
               <w:left w:val="single" w:sz="4" w:space="0" w:color="auto"/>
               <w:bottom w:val="single" w:sz="4" w:space="0" w:color="auto"/>
             </w:tcBorders>
-            <w:vAlign w:val="center"/>
             <w:hideMark/>
           </w:tcPr>
           <w:p>
@@ -4509,11 +4062,7 @@
               </w:rPr>
             </w:pPr>
             <w:r>
-              <w:rPr>
-                <w:spacing w:val="-2"/>
-                <w:lang w:val="en-IN"/>
-              </w:rPr>
-              <w:t>Not available</w:t>
+              <w:t>50.00%</w:t>
             </w:r>
           </w:p>
         </w:tc>
@@ -4525,7 +4074,6 @@
               <w:bottom w:val="single" w:sz="4" w:space="0" w:color="auto"/>
               <w:right w:val="single" w:sz="4" w:space="0" w:color="auto"/>
             </w:tcBorders>
-            <w:vAlign w:val="center"/>
             <w:hideMark/>
           </w:tcPr>
           <w:p>
@@ -4540,11 +4088,7 @@
               </w:rPr>
             </w:pPr>
             <w:r>
-              <w:rPr>
-                <w:spacing w:val="-2"/>
-                <w:lang w:val="en-IN"/>
-              </w:rPr>
-              <w:t>Not available</w:t>
+              <w:t>50.00%</w:t>
             </w:r>
           </w:p>
         </w:tc>
@@ -4636,6 +4180,7 @@
               <w:tabs>
                 <w:tab w:val="left" w:pos="307"/>
               </w:tabs>
+              <w:jc w:val="center"/>
               <w:rPr>
                 <w:spacing w:val="-2"/>
                 <w:lang w:val="en-IN"/>
@@ -4766,6 +4311,7 @@
               <w:tabs>
                 <w:tab w:val="left" w:pos="307"/>
               </w:tabs>
+              <w:jc w:val="center"/>
               <w:rPr>
                 <w:spacing w:val="-2"/>
                 <w:lang w:val="en-IN"/>
@@ -4922,6 +4468,7 @@
               <w:tabs>
                 <w:tab w:val="left" w:pos="307"/>
               </w:tabs>
+              <w:jc w:val="center"/>
               <w:rPr>
                 <w:spacing w:val="-2"/>
                 <w:lang w:val="en-IN"/>
@@ -4953,26 +4500,18 @@
               <w:tabs>
                 <w:tab w:val="left" w:pos="307"/>
               </w:tabs>
+              <w:jc w:val="center"/>
               <w:rPr>
                 <w:spacing w:val="-2"/>
                 <w:lang w:val="en-IN"/>
               </w:rPr>
             </w:pPr>
-            <w:proofErr w:type="spellStart"/>
             <w:r>
               <w:rPr>
                 <w:spacing w:val="-2"/>
                 <w:lang w:val="en-IN"/>
               </w:rPr>
-              <w:t>FinBERT</w:t>
-            </w:r>
-            <w:proofErr w:type="spellEnd"/>
-            <w:r>
-              <w:rPr>
-                <w:spacing w:val="-2"/>
-                <w:lang w:val="en-IN"/>
-              </w:rPr>
-              <w:t xml:space="preserve"> sentiment</w:t>
+              <w:t>FinBERT sentiment</w:t>
             </w:r>
           </w:p>
         </w:tc>
@@ -5107,6 +4646,7 @@
                 <w:spacing w:val="-2"/>
                 <w:lang w:val="en-IN"/>
               </w:rPr>
+              <w:lastRenderedPageBreak/>
               <w:t>Improvement</w:t>
             </w:r>
           </w:p>
@@ -5213,138 +4753,230 @@
           <w:spacing w:val="-2"/>
           <w:lang w:val="en-IN"/>
         </w:rPr>
-        <w:t xml:space="preserve">The proposed FSMF framework with Gradient Boosting achieves 69.12% accuracy, compared with 56% for the </w:t>
-      </w:r>
-      <w:r>
+        <w:t>The proposed FSMF framework with Gradient Boosting achieves 69.12% accuracy, compared with 56% for the Logistic Regression baseline. This represents an improvement of 13.12 percentage points. The proposed framework combines FinBERT sentiment scores with 35 engineered features covering market momentum, technical indicators, volatility, volume behaviour, and sentiment-market interactions. Precision, recall, F1-score, and ROC-AUC require further evaluation using actual test predictions.</w:t>
+      </w:r>
+    </w:p>
+    <w:p>
+      <w:pPr>
+        <w:pStyle w:val="Heading3"/>
+        <w:tabs>
+          <w:tab w:val="left" w:pos="307"/>
+        </w:tabs>
+        <w:ind w:left="0" w:firstLine="0"/>
         <w:rPr>
           <w:b w:val="0"/>
           <w:bCs w:val="0"/>
           <w:spacing w:val="-2"/>
           <w:lang w:val="en-IN"/>
         </w:rPr>
-        <w:t xml:space="preserve">Logistic Regression baseline. This represents an improvement of 13.12 percentage points. The proposed framework combines </w:t>
-      </w:r>
-      <w:proofErr w:type="spellStart"/>
+      </w:pPr>
       <w:r>
         <w:rPr>
           <w:b w:val="0"/>
           <w:bCs w:val="0"/>
-          <w:spacing w:val="-2"/>
-          <w:lang w:val="en-IN"/>
-        </w:rPr>
-        <w:t>FinBERT</w:t>
-      </w:r>
-      <w:proofErr w:type="spellEnd"/>
-      <w:r>
+          <w:noProof/>
+          <w:spacing w:val="-2"/>
+          <w:lang w:val="en-IN"/>
+        </w:rPr>
+        <w:drawing>
+          <wp:inline distT="0" distB="0" distL="0" distR="0" wp14:anchorId="7844AE1A" wp14:editId="226806F4">
+            <wp:extent cx="3162935" cy="1757187"/>
+            <wp:effectExtent l="0" t="0" r="0" b="0"/>
+            <wp:docPr id="1910437592" name="Picture 3"/>
+            <wp:cNvGraphicFramePr>
+              <a:graphicFrameLocks xmlns:a="http://schemas.openxmlformats.org/drawingml/2006/main" noChangeAspect="1"/>
+            </wp:cNvGraphicFramePr>
+            <a:graphic xmlns:a="http://schemas.openxmlformats.org/drawingml/2006/main">
+              <a:graphicData uri="http://schemas.openxmlformats.org/drawingml/2006/picture">
+                <pic:pic xmlns:pic="http://schemas.openxmlformats.org/drawingml/2006/picture">
+                  <pic:nvPicPr>
+                    <pic:cNvPr id="0" name="Picture 2"/>
+                    <pic:cNvPicPr>
+                      <a:picLocks noChangeAspect="1" noChangeArrowheads="1"/>
+                    </pic:cNvPicPr>
+                  </pic:nvPicPr>
+                  <pic:blipFill>
+                    <a:blip r:embed="rId9" cstate="print">
+                      <a:extLst>
+                        <a:ext uri="{28A0092B-C50C-407E-A947-70E740481C1C}">
+                          <a14:useLocalDpi xmlns:a14="http://schemas.microsoft.com/office/drawing/2010/main" val="0"/>
+                        </a:ext>
+                      </a:extLst>
+                    </a:blip>
+                    <a:srcRect/>
+                    <a:stretch>
+                      <a:fillRect/>
+                    </a:stretch>
+                  </pic:blipFill>
+                  <pic:spPr bwMode="auto">
+                    <a:xfrm>
+                      <a:off x="0" y="0"/>
+                      <a:ext cx="3230003" cy="1794447"/>
+                    </a:xfrm>
+                    <a:prstGeom prst="rect">
+                      <a:avLst/>
+                    </a:prstGeom>
+                    <a:noFill/>
+                  </pic:spPr>
+                </pic:pic>
+              </a:graphicData>
+            </a:graphic>
+          </wp:inline>
+        </w:drawing>
+      </w:r>
+    </w:p>
+    <w:p>
+      <w:pPr>
+        <w:pStyle w:val="Heading3"/>
+        <w:tabs>
+          <w:tab w:val="left" w:pos="307"/>
+        </w:tabs>
+        <w:ind w:left="0" w:firstLine="0"/>
         <w:rPr>
           <w:b w:val="0"/>
           <w:bCs w:val="0"/>
           <w:spacing w:val="-2"/>
           <w:lang w:val="en-IN"/>
         </w:rPr>
-        <w:t xml:space="preserve"> sentiment scores with 35 engineered features covering market momentum, technical indicators, volatility, volume behaviour, and sentiment-market interactions. Precision, recall, F1-score, and ROC-AUC require further evaluation using actual test predictions.</w:t>
-      </w:r>
-    </w:p>
-    <w:p>
-      <w:pPr>
-        <w:pStyle w:val="Heading3"/>
-        <w:tabs>
-          <w:tab w:val="left" w:pos="307"/>
-        </w:tabs>
-        <w:ind w:firstLine="0"/>
-        <w:rPr>
-          <w:spacing w:val="-2"/>
-          <w:lang w:val="en-IN"/>
-        </w:rPr>
-      </w:pPr>
-    </w:p>
-    <w:p>
-      <w:pPr>
-        <w:pStyle w:val="Heading3"/>
-        <w:tabs>
-          <w:tab w:val="left" w:pos="307"/>
-        </w:tabs>
-        <w:ind w:left="0" w:firstLine="0"/>
-        <w:rPr>
-          <w:spacing w:val="-2"/>
-          <w:lang w:val="en-IN"/>
-        </w:rPr>
-      </w:pPr>
-      <w:r>
-        <w:rPr>
-          <w:spacing w:val="-2"/>
-          <w:lang w:val="en-IN"/>
-        </w:rPr>
-        <w:t>5.3 Confusion Matrix</w:t>
-      </w:r>
-    </w:p>
-    <w:p>
-      <w:pPr>
-        <w:pStyle w:val="Heading3"/>
-        <w:tabs>
-          <w:tab w:val="left" w:pos="307"/>
-        </w:tabs>
-        <w:ind w:left="0" w:firstLine="0"/>
+      </w:pPr>
+      <w:r>
         <w:rPr>
           <w:b w:val="0"/>
           <w:bCs w:val="0"/>
-          <w:spacing w:val="-2"/>
-          <w:lang w:val="en-IN"/>
-        </w:rPr>
-      </w:pPr>
-      <w:r>
+          <w:noProof/>
+          <w:spacing w:val="-2"/>
+          <w:lang w:val="en-IN"/>
+        </w:rPr>
+        <w:drawing>
+          <wp:inline distT="0" distB="0" distL="0" distR="0" wp14:anchorId="27821388" wp14:editId="3602BF0C">
+            <wp:extent cx="2354580" cy="1412748"/>
+            <wp:effectExtent l="0" t="0" r="7620" b="0"/>
+            <wp:docPr id="1780055692" name="Picture 5"/>
+            <wp:cNvGraphicFramePr>
+              <a:graphicFrameLocks xmlns:a="http://schemas.openxmlformats.org/drawingml/2006/main" noChangeAspect="1"/>
+            </wp:cNvGraphicFramePr>
+            <a:graphic xmlns:a="http://schemas.openxmlformats.org/drawingml/2006/main">
+              <a:graphicData uri="http://schemas.openxmlformats.org/drawingml/2006/picture">
+                <pic:pic xmlns:pic="http://schemas.openxmlformats.org/drawingml/2006/picture">
+                  <pic:nvPicPr>
+                    <pic:cNvPr id="0" name="Picture 3"/>
+                    <pic:cNvPicPr>
+                      <a:picLocks noChangeAspect="1" noChangeArrowheads="1"/>
+                    </pic:cNvPicPr>
+                  </pic:nvPicPr>
+                  <pic:blipFill>
+                    <a:blip r:embed="rId10" cstate="print">
+                      <a:extLst>
+                        <a:ext uri="{28A0092B-C50C-407E-A947-70E740481C1C}">
+                          <a14:useLocalDpi xmlns:a14="http://schemas.microsoft.com/office/drawing/2010/main" val="0"/>
+                        </a:ext>
+                      </a:extLst>
+                    </a:blip>
+                    <a:srcRect/>
+                    <a:stretch>
+                      <a:fillRect/>
+                    </a:stretch>
+                  </pic:blipFill>
+                  <pic:spPr bwMode="auto">
+                    <a:xfrm>
+                      <a:off x="0" y="0"/>
+                      <a:ext cx="2376376" cy="1425826"/>
+                    </a:xfrm>
+                    <a:prstGeom prst="rect">
+                      <a:avLst/>
+                    </a:prstGeom>
+                    <a:noFill/>
+                  </pic:spPr>
+                </pic:pic>
+              </a:graphicData>
+            </a:graphic>
+          </wp:inline>
+        </w:drawing>
+      </w:r>
+    </w:p>
+    <w:p>
+      <w:pPr>
+        <w:pStyle w:val="Heading3"/>
+        <w:tabs>
+          <w:tab w:val="left" w:pos="307"/>
+        </w:tabs>
+        <w:ind w:left="0" w:firstLine="0"/>
         <w:rPr>
           <w:b w:val="0"/>
           <w:bCs w:val="0"/>
           <w:spacing w:val="-2"/>
           <w:lang w:val="en-IN"/>
         </w:rPr>
-        <w:t>A confusion matrix summarises correct and incorrect UP/DOWN predictions. It contains true positives, true negatives, false positives, and false negatives. The actual confusion-matrix values have not been provided in the reported results; therefore, they must be generated from the saved test labels and predictions before inclusion.</w:t>
-      </w:r>
-    </w:p>
-    <w:p>
-      <w:pPr>
-        <w:pStyle w:val="Heading3"/>
-        <w:tabs>
-          <w:tab w:val="left" w:pos="307"/>
-        </w:tabs>
-        <w:ind w:left="0" w:firstLine="0"/>
-        <w:rPr>
-          <w:spacing w:val="-2"/>
-          <w:lang w:val="en-IN"/>
-        </w:rPr>
-      </w:pPr>
-      <w:r>
-        <w:rPr>
-          <w:spacing w:val="-2"/>
-          <w:lang w:val="en-IN"/>
-        </w:rPr>
-        <w:t>5.4 ROC/PR Analysis</w:t>
-      </w:r>
-    </w:p>
-    <w:p>
-      <w:pPr>
-        <w:pStyle w:val="Heading3"/>
-        <w:tabs>
-          <w:tab w:val="left" w:pos="307"/>
-        </w:tabs>
-        <w:ind w:left="0" w:firstLine="0"/>
+      </w:pPr>
+      <w:r>
         <w:rPr>
           <w:b w:val="0"/>
           <w:bCs w:val="0"/>
-          <w:spacing w:val="-2"/>
-          <w:lang w:val="en-IN"/>
-        </w:rPr>
-      </w:pPr>
-      <w:r>
+          <w:noProof/>
+          <w:spacing w:val="-2"/>
+          <w:lang w:val="en-IN"/>
+        </w:rPr>
+        <w:drawing>
+          <wp:inline distT="0" distB="0" distL="0" distR="0" wp14:anchorId="2EEEE9E9" wp14:editId="10B97679">
+            <wp:extent cx="3053786" cy="1963148"/>
+            <wp:effectExtent l="0" t="0" r="0" b="0"/>
+            <wp:docPr id="1116236319" name="Picture 7"/>
+            <wp:cNvGraphicFramePr>
+              <a:graphicFrameLocks xmlns:a="http://schemas.openxmlformats.org/drawingml/2006/main" noChangeAspect="1"/>
+            </wp:cNvGraphicFramePr>
+            <a:graphic xmlns:a="http://schemas.openxmlformats.org/drawingml/2006/main">
+              <a:graphicData uri="http://schemas.openxmlformats.org/drawingml/2006/picture">
+                <pic:pic xmlns:pic="http://schemas.openxmlformats.org/drawingml/2006/picture">
+                  <pic:nvPicPr>
+                    <pic:cNvPr id="0" name="Picture 4"/>
+                    <pic:cNvPicPr>
+                      <a:picLocks noChangeAspect="1" noChangeArrowheads="1"/>
+                    </pic:cNvPicPr>
+                  </pic:nvPicPr>
+                  <pic:blipFill>
+                    <a:blip r:embed="rId11" cstate="print">
+                      <a:extLst>
+                        <a:ext uri="{28A0092B-C50C-407E-A947-70E740481C1C}">
+                          <a14:useLocalDpi xmlns:a14="http://schemas.microsoft.com/office/drawing/2010/main" val="0"/>
+                        </a:ext>
+                      </a:extLst>
+                    </a:blip>
+                    <a:srcRect/>
+                    <a:stretch>
+                      <a:fillRect/>
+                    </a:stretch>
+                  </pic:blipFill>
+                  <pic:spPr bwMode="auto">
+                    <a:xfrm>
+                      <a:off x="0" y="0"/>
+                      <a:ext cx="3095484" cy="1989954"/>
+                    </a:xfrm>
+                    <a:prstGeom prst="rect">
+                      <a:avLst/>
+                    </a:prstGeom>
+                    <a:noFill/>
+                  </pic:spPr>
+                </pic:pic>
+              </a:graphicData>
+            </a:graphic>
+          </wp:inline>
+        </w:drawing>
+      </w:r>
+    </w:p>
+    <w:p>
+      <w:pPr>
+        <w:pStyle w:val="Heading3"/>
+        <w:tabs>
+          <w:tab w:val="left" w:pos="307"/>
+        </w:tabs>
+        <w:ind w:left="0" w:firstLine="0"/>
         <w:rPr>
           <w:b w:val="0"/>
           <w:bCs w:val="0"/>
           <w:spacing w:val="-2"/>
           <w:lang w:val="en-IN"/>
         </w:rPr>
-        <w:t>Receiver Operating Characteristic (ROC) and Precision–Recall (PR) curves can provide further information about classifier performance across different decision thresholds. ROC-AUC and average precision should be calculated from the model's predicted probabilities and actual test labels. These results are not currently available.</w:t>
-      </w:r>
+      </w:pPr>
     </w:p>
     <w:p>
       <w:pPr>
@@ -5352,6 +4984,19 @@
         <w:tabs>
           <w:tab w:val="left" w:pos="307"/>
         </w:tabs>
+        <w:ind w:firstLine="0"/>
+        <w:rPr>
+          <w:spacing w:val="-2"/>
+          <w:lang w:val="en-IN"/>
+        </w:rPr>
+      </w:pPr>
+    </w:p>
+    <w:p>
+      <w:pPr>
+        <w:pStyle w:val="Heading3"/>
+        <w:tabs>
+          <w:tab w:val="left" w:pos="307"/>
+        </w:tabs>
         <w:ind w:left="0" w:firstLine="0"/>
         <w:rPr>
           <w:spacing w:val="-2"/>
@@ -5363,7 +5008,7 @@
           <w:spacing w:val="-2"/>
           <w:lang w:val="en-IN"/>
         </w:rPr>
-        <w:t>5.5 Feature Importance</w:t>
+        <w:t>5.3 Confusion Matrix</w:t>
       </w:r>
     </w:p>
     <w:p>
@@ -5387,7 +5032,7 @@
           <w:spacing w:val="-2"/>
           <w:lang w:val="en-IN"/>
         </w:rPr>
-        <w:t>The FSMF framework uses 35 features representing sentiment, sentiment dynamics, market momentum, technical indicators, volatility, volume behaviour, and sentiment-market interactions. Feature importance can be calculated from the trained Gradient Boosting model to identify influential inputs. A ranked feature-importance result has not yet been established.</w:t>
+        <w:t>A confusion matrix summarises correct and incorrect UP/DOWN predictions. It contains true positives, true negatives, false positives, and false negatives. The actual confusion-matrix values have not been provided in the reported results; therefore, they must be generated from the saved test labels and predictions before inclusion.</w:t>
       </w:r>
     </w:p>
     <w:p>
@@ -5407,7 +5052,7 @@
           <w:spacing w:val="-2"/>
           <w:lang w:val="en-IN"/>
         </w:rPr>
-        <w:t>5.6 Explainability Results</w:t>
+        <w:t>5.4 ROC/PR Analysis</w:t>
       </w:r>
     </w:p>
     <w:p>
@@ -5431,205 +5076,184 @@
           <w:spacing w:val="-2"/>
           <w:lang w:val="en-IN"/>
         </w:rPr>
-        <w:t>SHAP or LIME could be used to explain individual predictions and examine the influence of sentiment and market-related features. Since these techniques have not been evaluated in the current implementation, no quantitative or visual explainability findings are reported.</w:t>
-      </w:r>
-    </w:p>
-    <w:p>
-      <w:pPr>
-        <w:pStyle w:val="Heading3"/>
-        <w:tabs>
-          <w:tab w:val="left" w:pos="307"/>
-        </w:tabs>
-        <w:ind w:left="0" w:firstLine="0"/>
-        <w:rPr>
-          <w:spacing w:val="-2"/>
-          <w:lang w:val="en-IN"/>
-        </w:rPr>
-      </w:pPr>
-      <w:r>
-        <w:rPr>
-          <w:spacing w:val="-2"/>
-          <w:lang w:val="en-IN"/>
-        </w:rPr>
-        <w:t>5.7 Ablation Study</w:t>
-      </w:r>
-    </w:p>
-    <w:p>
-      <w:pPr>
-        <w:pStyle w:val="Heading3"/>
-        <w:tabs>
-          <w:tab w:val="left" w:pos="307"/>
-        </w:tabs>
-        <w:ind w:left="0" w:firstLine="0"/>
+        <w:t xml:space="preserve">Receiver Operating Characteristic (ROC) and Precision–Recall (PR) curves can provide further information about classifier performance across different decision thresholds. ROC-AUC and average precision should be calculated from </w:t>
+      </w:r>
+      <w:r>
         <w:rPr>
           <w:b w:val="0"/>
           <w:bCs w:val="0"/>
           <w:spacing w:val="-2"/>
           <w:lang w:val="en-IN"/>
         </w:rPr>
-      </w:pPr>
-      <w:r>
+        <w:t>the model's predicted probabilities and actual test labels. These results are not currently available.</w:t>
+      </w:r>
+    </w:p>
+    <w:p>
+      <w:pPr>
+        <w:pStyle w:val="Heading3"/>
+        <w:tabs>
+          <w:tab w:val="left" w:pos="307"/>
+        </w:tabs>
+        <w:ind w:left="0" w:firstLine="0"/>
+        <w:rPr>
+          <w:spacing w:val="-2"/>
+          <w:lang w:val="en-IN"/>
+        </w:rPr>
+      </w:pPr>
+      <w:r>
+        <w:rPr>
+          <w:spacing w:val="-2"/>
+          <w:lang w:val="en-IN"/>
+        </w:rPr>
+        <w:t>5.5 Feature Importance</w:t>
+      </w:r>
+    </w:p>
+    <w:p>
+      <w:pPr>
+        <w:pStyle w:val="Heading3"/>
+        <w:tabs>
+          <w:tab w:val="left" w:pos="307"/>
+        </w:tabs>
+        <w:ind w:left="0" w:firstLine="0"/>
         <w:rPr>
           <w:b w:val="0"/>
           <w:bCs w:val="0"/>
           <w:spacing w:val="-2"/>
           <w:lang w:val="en-IN"/>
         </w:rPr>
-        <w:t>An ablation study could compare the full FSMF framework with versions that exclude sentiment features, technical indicators, volatility, or volume information. This would help identify the contribution of each feature group. Ablation results are not currently available and require additional experiments.</w:t>
-      </w:r>
-    </w:p>
-    <w:p>
-      <w:pPr>
-        <w:pStyle w:val="Heading3"/>
-        <w:tabs>
-          <w:tab w:val="left" w:pos="307"/>
-        </w:tabs>
-        <w:ind w:left="0" w:firstLine="0"/>
-        <w:rPr>
-          <w:spacing w:val="-2"/>
-          <w:lang w:val="en-IN"/>
-        </w:rPr>
-      </w:pPr>
-      <w:r>
-        <w:rPr>
-          <w:spacing w:val="-2"/>
-          <w:lang w:val="en-IN"/>
-        </w:rPr>
-        <w:t>5.8 Statistical Results</w:t>
-      </w:r>
-    </w:p>
-    <w:p>
-      <w:pPr>
-        <w:pStyle w:val="Heading3"/>
-        <w:tabs>
-          <w:tab w:val="left" w:pos="307"/>
-        </w:tabs>
-        <w:ind w:left="0" w:firstLine="0"/>
+      </w:pPr>
+      <w:r>
         <w:rPr>
           <w:b w:val="0"/>
           <w:bCs w:val="0"/>
           <w:spacing w:val="-2"/>
           <w:lang w:val="en-IN"/>
         </w:rPr>
-      </w:pPr>
-      <w:r>
+        <w:t>The FSMF framework uses 35 features representing sentiment, sentiment dynamics, market momentum, technical indicators, volatility, volume behaviour, and sentiment-market interactions. Feature importance can be calculated from the trained Gradient Boosting model to identify influential inputs. A ranked feature-importance result has not yet been established.</w:t>
+      </w:r>
+    </w:p>
+    <w:p>
+      <w:pPr>
+        <w:pStyle w:val="Heading3"/>
+        <w:tabs>
+          <w:tab w:val="left" w:pos="307"/>
+        </w:tabs>
+        <w:ind w:left="0" w:firstLine="0"/>
+        <w:rPr>
+          <w:spacing w:val="-2"/>
+          <w:lang w:val="en-IN"/>
+        </w:rPr>
+      </w:pPr>
+      <w:r>
+        <w:rPr>
+          <w:spacing w:val="-2"/>
+          <w:lang w:val="en-IN"/>
+        </w:rPr>
+        <w:t>5.6 Explainability Results</w:t>
+      </w:r>
+    </w:p>
+    <w:p>
+      <w:pPr>
+        <w:pStyle w:val="Heading3"/>
+        <w:tabs>
+          <w:tab w:val="left" w:pos="307"/>
+        </w:tabs>
+        <w:ind w:left="0" w:firstLine="0"/>
         <w:rPr>
           <w:b w:val="0"/>
           <w:bCs w:val="0"/>
           <w:spacing w:val="-2"/>
           <w:lang w:val="en-IN"/>
         </w:rPr>
-        <w:t>The proposed configuration achieves 69.12% accuracy, compared with 56% for the baseline. The difference is 13.12 percentage points. However, statistical significance, confidence intervals, and the stability of this difference across multiple evaluation periods have not been established.</w:t>
-      </w:r>
-    </w:p>
-    <w:p>
-      <w:pPr>
-        <w:pStyle w:val="Heading3"/>
-        <w:tabs>
-          <w:tab w:val="left" w:pos="307"/>
-        </w:tabs>
-        <w:jc w:val="center"/>
-        <w:rPr>
-          <w:spacing w:val="-2"/>
-          <w:lang w:val="en-IN"/>
-        </w:rPr>
-      </w:pPr>
-      <w:r>
-        <w:rPr>
-          <w:spacing w:val="-2"/>
-          <w:lang w:val="en-IN"/>
-        </w:rPr>
-        <w:t>VI. DISCUSSION</w:t>
-      </w:r>
-    </w:p>
-    <w:p>
-      <w:pPr>
-        <w:pStyle w:val="Heading3"/>
-        <w:tabs>
-          <w:tab w:val="left" w:pos="307"/>
-        </w:tabs>
-        <w:ind w:left="0" w:firstLine="0"/>
-        <w:rPr>
-          <w:spacing w:val="-2"/>
-          <w:lang w:val="en-IN"/>
-        </w:rPr>
-      </w:pPr>
-      <w:r>
-        <w:rPr>
-          <w:spacing w:val="-2"/>
-          <w:lang w:val="en-IN"/>
-        </w:rPr>
-        <w:t>6.1 Interpretation of Findings</w:t>
-      </w:r>
-    </w:p>
-    <w:p>
-      <w:pPr>
-        <w:pStyle w:val="Heading3"/>
-        <w:tabs>
-          <w:tab w:val="left" w:pos="307"/>
-        </w:tabs>
-        <w:ind w:left="0" w:firstLine="0"/>
+      </w:pPr>
+      <w:r>
         <w:rPr>
           <w:b w:val="0"/>
           <w:bCs w:val="0"/>
           <w:spacing w:val="-2"/>
           <w:lang w:val="en-IN"/>
         </w:rPr>
-      </w:pPr>
-      <w:r>
+        <w:t>SHAP or LIME could be used to explain individual predictions and examine the influence of sentiment and market-related features. Since these techniques have not been evaluated in the current implementation, no quantitative or visual explainability findings are reported.</w:t>
+      </w:r>
+    </w:p>
+    <w:p>
+      <w:pPr>
+        <w:pStyle w:val="Heading3"/>
+        <w:tabs>
+          <w:tab w:val="left" w:pos="307"/>
+        </w:tabs>
+        <w:ind w:left="0" w:firstLine="0"/>
+        <w:rPr>
+          <w:spacing w:val="-2"/>
+          <w:lang w:val="en-IN"/>
+        </w:rPr>
+      </w:pPr>
+      <w:r>
+        <w:rPr>
+          <w:spacing w:val="-2"/>
+          <w:lang w:val="en-IN"/>
+        </w:rPr>
+        <w:t>5.7 Ablation Study</w:t>
+      </w:r>
+    </w:p>
+    <w:p>
+      <w:pPr>
+        <w:pStyle w:val="Heading3"/>
+        <w:tabs>
+          <w:tab w:val="left" w:pos="307"/>
+        </w:tabs>
+        <w:ind w:left="0" w:firstLine="0"/>
         <w:rPr>
           <w:b w:val="0"/>
           <w:bCs w:val="0"/>
           <w:spacing w:val="-2"/>
           <w:lang w:val="en-IN"/>
         </w:rPr>
-        <w:t>The proposed FSMF framework achieves higher reported accuracy than the Logistic Regression baseline. The improvement suggests that combining financial sentiment with market-related features may be useful for stock direction prediction. However, further validation is required to establish the reliability of the improvement.</w:t>
-      </w:r>
-    </w:p>
-    <w:p>
-      <w:pPr>
-        <w:pStyle w:val="Heading3"/>
-        <w:tabs>
-          <w:tab w:val="left" w:pos="307"/>
-        </w:tabs>
-        <w:ind w:left="0" w:firstLine="0"/>
-        <w:rPr>
-          <w:spacing w:val="-2"/>
-          <w:lang w:val="en-IN"/>
-        </w:rPr>
-      </w:pPr>
-      <w:r>
-        <w:rPr>
-          <w:spacing w:val="-2"/>
-          <w:lang w:val="en-IN"/>
-        </w:rPr>
-        <w:t>6.2 Comparison With Previous Studies</w:t>
-      </w:r>
-    </w:p>
-    <w:p>
-      <w:pPr>
-        <w:pStyle w:val="Heading3"/>
-        <w:tabs>
-          <w:tab w:val="left" w:pos="307"/>
-        </w:tabs>
-        <w:ind w:left="0" w:firstLine="0"/>
+      </w:pPr>
+      <w:r>
         <w:rPr>
           <w:b w:val="0"/>
           <w:bCs w:val="0"/>
           <w:spacing w:val="-2"/>
           <w:lang w:val="en-IN"/>
         </w:rPr>
-      </w:pPr>
-      <w:r>
+        <w:t>An ablation study could compare the full FSMF framework with versions that exclude sentiment features, technical indicators, volatility, or volume information. This would help identify the contribution of each feature group. Ablation results are not currently available and require additional experiments.</w:t>
+      </w:r>
+    </w:p>
+    <w:p>
+      <w:pPr>
+        <w:pStyle w:val="Heading3"/>
+        <w:tabs>
+          <w:tab w:val="left" w:pos="307"/>
+        </w:tabs>
+        <w:ind w:left="0" w:firstLine="0"/>
+        <w:rPr>
+          <w:spacing w:val="-2"/>
+          <w:lang w:val="en-IN"/>
+        </w:rPr>
+      </w:pPr>
+      <w:r>
+        <w:rPr>
+          <w:spacing w:val="-2"/>
+          <w:lang w:val="en-IN"/>
+        </w:rPr>
+        <w:t>5.8 Statistical Results</w:t>
+      </w:r>
+    </w:p>
+    <w:p>
+      <w:pPr>
+        <w:pStyle w:val="Heading3"/>
+        <w:tabs>
+          <w:tab w:val="left" w:pos="307"/>
+        </w:tabs>
+        <w:ind w:left="0" w:firstLine="0"/>
         <w:rPr>
           <w:b w:val="0"/>
           <w:bCs w:val="0"/>
           <w:spacing w:val="-2"/>
           <w:lang w:val="en-IN"/>
         </w:rPr>
-        <w:t xml:space="preserve">Previous studies have explored financial news sentiment, machine learning, and deep learning for market prediction. The proposed approach differs by combining </w:t>
-      </w:r>
-      <w:proofErr w:type="spellStart"/>
+      </w:pPr>
       <w:r>
         <w:rPr>
           <w:b w:val="0"/>
@@ -5637,18 +5261,63 @@
           <w:spacing w:val="-2"/>
           <w:lang w:val="en-IN"/>
         </w:rPr>
-        <w:t>FinBERT</w:t>
-      </w:r>
-      <w:proofErr w:type="spellEnd"/>
-      <w:r>
+        <w:t>The proposed configuration achieves 69.12% accuracy, compared with 56% for the baseline. The difference is 13.12 percentage points. However, statistical significance, confidence intervals, and the stability of this difference across multiple evaluation periods have not been established.</w:t>
+      </w:r>
+    </w:p>
+    <w:p>
+      <w:pPr>
+        <w:pStyle w:val="Heading3"/>
+        <w:tabs>
+          <w:tab w:val="left" w:pos="307"/>
+        </w:tabs>
+        <w:jc w:val="center"/>
+        <w:rPr>
+          <w:spacing w:val="-2"/>
+          <w:lang w:val="en-IN"/>
+        </w:rPr>
+      </w:pPr>
+      <w:r>
+        <w:rPr>
+          <w:spacing w:val="-2"/>
+          <w:lang w:val="en-IN"/>
+        </w:rPr>
+        <w:t>VI. DISCUSSION</w:t>
+      </w:r>
+    </w:p>
+    <w:p>
+      <w:pPr>
+        <w:pStyle w:val="Heading3"/>
+        <w:tabs>
+          <w:tab w:val="left" w:pos="307"/>
+        </w:tabs>
+        <w:ind w:left="0" w:firstLine="0"/>
+        <w:rPr>
+          <w:spacing w:val="-2"/>
+          <w:lang w:val="en-IN"/>
+        </w:rPr>
+      </w:pPr>
+      <w:r>
+        <w:rPr>
+          <w:spacing w:val="-2"/>
+          <w:lang w:val="en-IN"/>
+        </w:rPr>
+        <w:t>6.1 Interpretation of Findings</w:t>
+      </w:r>
+    </w:p>
+    <w:p>
+      <w:pPr>
+        <w:pStyle w:val="Heading3"/>
+        <w:tabs>
+          <w:tab w:val="left" w:pos="307"/>
+        </w:tabs>
+        <w:ind w:left="0" w:firstLine="0"/>
         <w:rPr>
           <w:b w:val="0"/>
           <w:bCs w:val="0"/>
           <w:spacing w:val="-2"/>
           <w:lang w:val="en-IN"/>
         </w:rPr>
-        <w:t xml:space="preserve"> sentiment </w:t>
-      </w:r>
+      </w:pPr>
       <w:r>
         <w:rPr>
           <w:b w:val="0"/>
@@ -5656,8 +5325,7 @@
           <w:spacing w:val="-2"/>
           <w:lang w:val="en-IN"/>
         </w:rPr>
-        <w:lastRenderedPageBreak/>
-        <w:t>scores with 35 engineered features and Gradient Boosting classification. Direct comparisons with other studies should be made cautiously because datasets, prediction targets, and evaluation procedures may differ.</w:t>
+        <w:t>The proposed FSMF framework achieves higher reported accuracy than the Logistic Regression baseline. The improvement suggests that combining financial sentiment with market-related features may be useful for stock direction prediction. However, further validation is required to establish the reliability of the improvement.</w:t>
       </w:r>
     </w:p>
     <w:p>
@@ -5677,7 +5345,7 @@
           <w:spacing w:val="-2"/>
           <w:lang w:val="en-IN"/>
         </w:rPr>
-        <w:t>6.3 Theoretical Implications</w:t>
+        <w:t>6.2 Comparison With Previous Studies</w:t>
       </w:r>
     </w:p>
     <w:p>
@@ -5701,7 +5369,7 @@
           <w:spacing w:val="-2"/>
           <w:lang w:val="en-IN"/>
         </w:rPr>
-        <w:t>The framework provides an approach for integrating textual sentiment and numerical market information within a unified prediction pipeline. It offers a basis for investigating whether combining different information sources improves stock direction classification.</w:t>
+        <w:t>Previous studies have explored financial news sentiment, machine learning, and deep learning for market prediction. The proposed approach differs by combining FinBERT sentiment scores with 35 engineered features and Gradient Boosting classification. Direct comparisons with other studies should be made cautiously because datasets, prediction targets, and evaluation procedures may differ.</w:t>
       </w:r>
     </w:p>
     <w:p>
@@ -5721,7 +5389,7 @@
           <w:spacing w:val="-2"/>
           <w:lang w:val="en-IN"/>
         </w:rPr>
-        <w:t>6.4 Practical Implications</w:t>
+        <w:t>6.3 Theoretical Implications</w:t>
       </w:r>
     </w:p>
     <w:p>
@@ -5745,19 +5413,43 @@
           <w:spacing w:val="-2"/>
           <w:lang w:val="en-IN"/>
         </w:rPr>
-        <w:t xml:space="preserve">The </w:t>
-      </w:r>
-      <w:proofErr w:type="spellStart"/>
-      <w:r>
+        <w:t>The framework provides an approach for integrating textual sentiment and numerical market information within a unified prediction pipeline. It offers a basis for investigating whether combining different information sources improves stock direction classification.</w:t>
+      </w:r>
+    </w:p>
+    <w:p>
+      <w:pPr>
+        <w:pStyle w:val="Heading3"/>
+        <w:tabs>
+          <w:tab w:val="left" w:pos="307"/>
+        </w:tabs>
+        <w:ind w:left="0" w:firstLine="0"/>
+        <w:rPr>
+          <w:spacing w:val="-2"/>
+          <w:lang w:val="en-IN"/>
+        </w:rPr>
+      </w:pPr>
+      <w:r>
+        <w:rPr>
+          <w:spacing w:val="-2"/>
+          <w:lang w:val="en-IN"/>
+        </w:rPr>
+        <w:t>6.4 Practical Implications</w:t>
+      </w:r>
+    </w:p>
+    <w:p>
+      <w:pPr>
+        <w:pStyle w:val="Heading3"/>
+        <w:tabs>
+          <w:tab w:val="left" w:pos="307"/>
+        </w:tabs>
+        <w:ind w:left="0" w:firstLine="0"/>
         <w:rPr>
           <w:b w:val="0"/>
           <w:bCs w:val="0"/>
           <w:spacing w:val="-2"/>
           <w:lang w:val="en-IN"/>
         </w:rPr>
-        <w:t>Streamlit</w:t>
-      </w:r>
-      <w:proofErr w:type="spellEnd"/>
+      </w:pPr>
       <w:r>
         <w:rPr>
           <w:b w:val="0"/>
@@ -5765,7 +5457,7 @@
           <w:spacing w:val="-2"/>
           <w:lang w:val="en-IN"/>
         </w:rPr>
-        <w:t xml:space="preserve"> application allows users to enter financial news and view sentiment analysis and stock direction predictions. It can support educational demonstrations and exploratory financial analysis. The predictions should not be treated as guaranteed outcomes or independent investment advice.</w:t>
+        <w:t>The Streamlit application allows users to enter financial news and view sentiment analysis and stock direction predictions. It can support educational demonstrations and exploratory financial analysis. The predictions should not be treated as guaranteed outcomes or independent investment advice.</w:t>
       </w:r>
     </w:p>
     <w:p>
@@ -5809,7 +5501,17 @@
           <w:spacing w:val="-2"/>
           <w:lang w:val="en-IN"/>
         </w:rPr>
-        <w:t>The reported improvement over the baseline is encouraging. However, the current results do not establish whether sentiment features, technical indicators, or their interactions contribute most to the improvement. Further experiments are needed to investigate these factors.</w:t>
+        <w:t xml:space="preserve">The reported improvement over the baseline is encouraging. However, the current results do not establish whether </w:t>
+      </w:r>
+      <w:r>
+        <w:rPr>
+          <w:b w:val="0"/>
+          <w:bCs w:val="0"/>
+          <w:spacing w:val="-2"/>
+          <w:lang w:val="en-IN"/>
+        </w:rPr>
+        <w:lastRenderedPageBreak/>
+        <w:t>sentiment features, technical indicators, or their interactions contribute most to the improvement. Further experiments are needed to investigate these factors.</w:t>
       </w:r>
     </w:p>
     <w:p>
@@ -5899,19 +5601,23 @@
           <w:spacing w:val="-2"/>
           <w:lang w:val="en-IN"/>
         </w:rPr>
-        <w:t xml:space="preserve">This paper presents the </w:t>
-      </w:r>
-      <w:proofErr w:type="spellStart"/>
-      <w:r>
+        <w:t xml:space="preserve">This paper presents the FinSent-Momentum Fusion (FSMF) framework for stock direction prediction using financial news sentiment and historical market information. FinBERT extracts positive, negative, and neutral sentiment scores, which are combined with 35 </w:t>
+      </w:r>
+    </w:p>
+    <w:p>
+      <w:pPr>
+        <w:pStyle w:val="Heading3"/>
+        <w:tabs>
+          <w:tab w:val="left" w:pos="307"/>
+        </w:tabs>
+        <w:ind w:left="0" w:firstLine="0"/>
         <w:rPr>
           <w:b w:val="0"/>
           <w:bCs w:val="0"/>
           <w:spacing w:val="-2"/>
           <w:lang w:val="en-IN"/>
         </w:rPr>
-        <w:t>FinSent</w:t>
-      </w:r>
-      <w:proofErr w:type="spellEnd"/>
+      </w:pPr>
       <w:r>
         <w:rPr>
           <w:b w:val="0"/>
@@ -5919,71 +5625,7 @@
           <w:spacing w:val="-2"/>
           <w:lang w:val="en-IN"/>
         </w:rPr>
-        <w:t xml:space="preserve">-Momentum Fusion (FSMF) framework for stock direction prediction using financial news sentiment and historical market information. </w:t>
-      </w:r>
-      <w:proofErr w:type="spellStart"/>
-      <w:r>
-        <w:rPr>
-          <w:b w:val="0"/>
-          <w:bCs w:val="0"/>
-          <w:spacing w:val="-2"/>
-          <w:lang w:val="en-IN"/>
-        </w:rPr>
-        <w:t>FinBERT</w:t>
-      </w:r>
-      <w:proofErr w:type="spellEnd"/>
-      <w:r>
-        <w:rPr>
-          <w:b w:val="0"/>
-          <w:bCs w:val="0"/>
-          <w:spacing w:val="-2"/>
-          <w:lang w:val="en-IN"/>
-        </w:rPr>
-        <w:t xml:space="preserve"> extracts positive, negative, and neutral sentiment scores, which are combined with 35 </w:t>
-      </w:r>
-    </w:p>
-    <w:p>
-      <w:pPr>
-        <w:pStyle w:val="Heading3"/>
-        <w:tabs>
-          <w:tab w:val="left" w:pos="307"/>
-        </w:tabs>
-        <w:ind w:left="0" w:firstLine="0"/>
-        <w:rPr>
-          <w:b w:val="0"/>
-          <w:bCs w:val="0"/>
-          <w:spacing w:val="-2"/>
-          <w:lang w:val="en-IN"/>
-        </w:rPr>
-      </w:pPr>
-      <w:r>
-        <w:rPr>
-          <w:b w:val="0"/>
-          <w:bCs w:val="0"/>
-          <w:spacing w:val="-2"/>
-          <w:lang w:val="en-IN"/>
-        </w:rPr>
-        <w:t xml:space="preserve">engineered features covering sentiment dynamics, market momentum, technical indicators, volatility, volume behaviour, and sentiment-market interactions. Gradient Boosting classifies stock movement as UP or DOWN, while a </w:t>
-      </w:r>
-      <w:proofErr w:type="spellStart"/>
-      <w:r>
-        <w:rPr>
-          <w:b w:val="0"/>
-          <w:bCs w:val="0"/>
-          <w:spacing w:val="-2"/>
-          <w:lang w:val="en-IN"/>
-        </w:rPr>
-        <w:t>Streamlit</w:t>
-      </w:r>
-      <w:proofErr w:type="spellEnd"/>
-      <w:r>
-        <w:rPr>
-          <w:b w:val="0"/>
-          <w:bCs w:val="0"/>
-          <w:spacing w:val="-2"/>
-          <w:lang w:val="en-IN"/>
-        </w:rPr>
-        <w:t xml:space="preserve"> application provides an interactive interface.</w:t>
+        <w:t>engineered features covering sentiment dynamics, market momentum, technical indicators, volatility, volume behaviour, and sentiment-market interactions. Gradient Boosting classifies stock movement as UP or DOWN, while a Streamlit application provides an interactive interface.</w:t>
       </w:r>
     </w:p>
     <w:p>
@@ -6592,7 +6234,6 @@
           <w:sz w:val="20"/>
         </w:rPr>
       </w:pPr>
-      <w:proofErr w:type="spellStart"/>
       <w:r>
         <w:rPr>
           <w:b/>
@@ -6600,7 +6241,6 @@
         </w:rPr>
         <w:t>FinBERT</w:t>
       </w:r>
-      <w:proofErr w:type="spellEnd"/>
       <w:r>
         <w:rPr>
           <w:b/>
@@ -6661,19 +6301,11 @@
         </w:rPr>
         <w:t xml:space="preserve"> </w:t>
       </w:r>
-      <w:proofErr w:type="spellStart"/>
-      <w:r>
-        <w:rPr>
-          <w:sz w:val="20"/>
-        </w:rPr>
-        <w:t>Representa-tions</w:t>
-      </w:r>
-      <w:proofErr w:type="spellEnd"/>
-      <w:r>
-        <w:rPr>
-          <w:sz w:val="20"/>
-        </w:rPr>
-        <w:t xml:space="preserve"> from Transformers</w:t>
+      <w:r>
+        <w:rPr>
+          <w:sz w:val="20"/>
+        </w:rPr>
+        <w:t>Representa-tions from Transformers</w:t>
       </w:r>
     </w:p>
     <w:p>
@@ -6720,19 +6352,11 @@
         </w:rPr>
         <w:t xml:space="preserve"> </w:t>
       </w:r>
-      <w:proofErr w:type="spellStart"/>
-      <w:r>
-        <w:rPr>
-          <w:sz w:val="20"/>
-        </w:rPr>
-        <w:t>FinSent</w:t>
-      </w:r>
-      <w:proofErr w:type="spellEnd"/>
-      <w:r>
-        <w:rPr>
-          <w:sz w:val="20"/>
-        </w:rPr>
-        <w:t>-Momentum</w:t>
+      <w:r>
+        <w:rPr>
+          <w:sz w:val="20"/>
+        </w:rPr>
+        <w:t>FinSent-Momentum</w:t>
       </w:r>
       <w:r>
         <w:rPr>
@@ -7110,13 +6734,7 @@
         <w:rPr>
           <w:spacing w:val="-2"/>
         </w:rPr>
-        <w:t xml:space="preserve">          </w:t>
-      </w:r>
-      <w:r>
-        <w:rPr>
-          <w:spacing w:val="-2"/>
-        </w:rPr>
-        <w:t>STREAMLIT</w:t>
+        <w:t xml:space="preserve">          STREAMLIT</w:t>
       </w:r>
       <w:r>
         <w:t xml:space="preserve"> </w:t>
@@ -7135,15 +6753,7 @@
         <w:ind w:right="31" w:firstLine="0"/>
       </w:pPr>
       <w:r>
-        <w:t xml:space="preserve">An interactive </w:t>
-      </w:r>
-      <w:proofErr w:type="spellStart"/>
-      <w:r>
-        <w:t>Streamlit</w:t>
-      </w:r>
-      <w:proofErr w:type="spellEnd"/>
-      <w:r>
-        <w:t xml:space="preserve"> application was developed to provide a simple interface for the proposed system.</w:t>
+        <w:t>An interactive Streamlit application was developed to provide a simple interface for the proposed system.</w:t>
       </w:r>
     </w:p>
     <w:p>
@@ -7225,15 +6835,7 @@
         <w:t xml:space="preserve"> </w:t>
       </w:r>
       <w:r>
-        <w:t xml:space="preserve">The input text is processed by </w:t>
-      </w:r>
-      <w:proofErr w:type="spellStart"/>
-      <w:r>
-        <w:t>FinBERT</w:t>
-      </w:r>
-      <w:proofErr w:type="spellEnd"/>
-      <w:r>
-        <w:t xml:space="preserve"> to obtain sentiment </w:t>
+        <w:t xml:space="preserve">The input text is processed by FinBERT to obtain sentiment </w:t>
       </w:r>
       <w:r>
         <w:rPr>
@@ -7434,13 +7036,8 @@
         <w:spacing w:before="110" w:line="249" w:lineRule="auto"/>
         <w:ind w:right="155" w:firstLine="0"/>
       </w:pPr>
-      <w:proofErr w:type="spellStart"/>
-      <w:r>
-        <w:t>FinSent</w:t>
-      </w:r>
-      <w:proofErr w:type="spellEnd"/>
-      <w:r>
-        <w:t>-Momentum</w:t>
+      <w:r>
+        <w:t>FinSent-Momentum</w:t>
       </w:r>
       <w:r>
         <w:rPr>
@@ -7598,7 +7195,6 @@
         <w:ind w:right="122" w:firstLine="0"/>
       </w:pPr>
       <w:r>
-        <w:lastRenderedPageBreak/>
         <w:t>The</w:t>
       </w:r>
       <w:r>
@@ -7616,11 +7212,9 @@
         </w:rPr>
         <w:t xml:space="preserve"> </w:t>
       </w:r>
-      <w:proofErr w:type="spellStart"/>
       <w:r>
         <w:t>Streamlit</w:t>
       </w:r>
-      <w:proofErr w:type="spellEnd"/>
       <w:r>
         <w:rPr>
           <w:spacing w:val="-13"/>
@@ -7654,11 +7248,9 @@
         </w:rPr>
         <w:t xml:space="preserve"> </w:t>
       </w:r>
-      <w:proofErr w:type="spellStart"/>
       <w:r>
         <w:t>interac-tive</w:t>
       </w:r>
-      <w:proofErr w:type="spellEnd"/>
       <w:r>
         <w:rPr>
           <w:spacing w:val="-13"/>
@@ -7757,35 +7349,7 @@
         <w:rPr>
           <w:lang w:val="en-IN"/>
         </w:rPr>
-        <w:t>[1] D. Araci, “</w:t>
-      </w:r>
-      <w:proofErr w:type="spellStart"/>
-      <w:r>
-        <w:rPr>
-          <w:lang w:val="en-IN"/>
-        </w:rPr>
-        <w:t>FinBERT</w:t>
-      </w:r>
-      <w:proofErr w:type="spellEnd"/>
-      <w:r>
-        <w:rPr>
-          <w:lang w:val="en-IN"/>
-        </w:rPr>
-        <w:t xml:space="preserve">: Financial Sentiment Analysis with Pre-trained Language Models,” </w:t>
-      </w:r>
-      <w:proofErr w:type="spellStart"/>
-      <w:r>
-        <w:rPr>
-          <w:lang w:val="en-IN"/>
-        </w:rPr>
-        <w:t>arXiv</w:t>
-      </w:r>
-      <w:proofErr w:type="spellEnd"/>
-      <w:r>
-        <w:rPr>
-          <w:lang w:val="en-IN"/>
-        </w:rPr>
-        <w:t xml:space="preserve"> preprint arXiv:1908.10063, 2019.</w:t>
+        <w:t>[1] D. Araci, “FinBERT: Financial Sentiment Analysis with Pre-trained Language Models,” arXiv preprint arXiv:1908.10063, 2019.</w:t>
       </w:r>
     </w:p>
     <w:p>
@@ -7845,6 +7409,7 @@
         <w:rPr>
           <w:lang w:val="en-IN"/>
         </w:rPr>
+        <w:lastRenderedPageBreak/>
         <w:t>[5] P. C. Tetlock, “Giving Content to Investor Sentiment: The Role of Media in the Stock Market,” The Journal of Finance, vol. 62, no. 3, pp. 1139–1168, 2007.</w:t>
       </w:r>
     </w:p>
@@ -7875,21 +7440,7 @@
         <w:rPr>
           <w:lang w:val="en-IN"/>
         </w:rPr>
-        <w:t xml:space="preserve">[7] L. K. C. Chan and J. </w:t>
-      </w:r>
-      <w:proofErr w:type="spellStart"/>
-      <w:r>
-        <w:rPr>
-          <w:lang w:val="en-IN"/>
-        </w:rPr>
-        <w:t>Lakonishok</w:t>
-      </w:r>
-      <w:proofErr w:type="spellEnd"/>
-      <w:r>
-        <w:rPr>
-          <w:lang w:val="en-IN"/>
-        </w:rPr>
-        <w:t>, “Momentum Strategies,” The Journal of Finance, vol. 51, no. 5, pp. 1681–1713, 1996.</w:t>
+        <w:t>[7] L. K. C. Chan and J. Lakonishok, “Momentum Strategies,” The Journal of Finance, vol. 51, no. 5, pp. 1681–1713, 1996.</w:t>
       </w:r>
     </w:p>
     <w:p>
@@ -7994,35 +7545,7 @@
         <w:rPr>
           <w:lang w:val="en-IN"/>
         </w:rPr>
-        <w:t>[14] Y. Liu et al., “</w:t>
-      </w:r>
-      <w:proofErr w:type="spellStart"/>
-      <w:r>
-        <w:rPr>
-          <w:lang w:val="en-IN"/>
-        </w:rPr>
-        <w:t>RoBERTa</w:t>
-      </w:r>
-      <w:proofErr w:type="spellEnd"/>
-      <w:r>
-        <w:rPr>
-          <w:lang w:val="en-IN"/>
-        </w:rPr>
-        <w:t xml:space="preserve">: A Robustly Optimized BERT Pretraining Approach,” </w:t>
-      </w:r>
-      <w:proofErr w:type="spellStart"/>
-      <w:r>
-        <w:rPr>
-          <w:lang w:val="en-IN"/>
-        </w:rPr>
-        <w:t>arXiv</w:t>
-      </w:r>
-      <w:proofErr w:type="spellEnd"/>
-      <w:r>
-        <w:rPr>
-          <w:lang w:val="en-IN"/>
-        </w:rPr>
-        <w:t xml:space="preserve"> preprint arXiv:1907.11692, 2019.</w:t>
+        <w:t>[14] Y. Liu et al., “RoBERTa: A Robustly Optimized BERT Pretraining Approach,” arXiv preprint arXiv:1907.11692, 2019.</w:t>
       </w:r>
     </w:p>
     <w:p>
@@ -8037,21 +7560,7 @@
         <w:rPr>
           <w:lang w:val="en-IN"/>
         </w:rPr>
-        <w:t xml:space="preserve">[15] S. Hochreiter and J. </w:t>
-      </w:r>
-      <w:proofErr w:type="spellStart"/>
-      <w:r>
-        <w:rPr>
-          <w:lang w:val="en-IN"/>
-        </w:rPr>
-        <w:t>Schmidhuber</w:t>
-      </w:r>
-      <w:proofErr w:type="spellEnd"/>
-      <w:r>
-        <w:rPr>
-          <w:lang w:val="en-IN"/>
-        </w:rPr>
-        <w:t>, “Long Short-Term Memory,” Neural Computation, vol. 9, no. 8, pp. 1735–1780, 1997.</w:t>
+        <w:t>[15] S. Hochreiter and J. Schmidhuber, “Long Short-Term Memory,” Neural Computation, vol. 9, no. 8, pp. 1735–1780, 1997.</w:t>
       </w:r>
     </w:p>
     <w:p>
@@ -8111,35 +7620,7 @@
         <w:rPr>
           <w:lang w:val="en-IN"/>
         </w:rPr>
-        <w:t xml:space="preserve">[19] T. Chen and C. </w:t>
-      </w:r>
-      <w:proofErr w:type="spellStart"/>
-      <w:r>
-        <w:rPr>
-          <w:lang w:val="en-IN"/>
-        </w:rPr>
-        <w:t>Guestrin</w:t>
-      </w:r>
-      <w:proofErr w:type="spellEnd"/>
-      <w:r>
-        <w:rPr>
-          <w:lang w:val="en-IN"/>
-        </w:rPr>
-        <w:t>, “</w:t>
-      </w:r>
-      <w:proofErr w:type="spellStart"/>
-      <w:r>
-        <w:rPr>
-          <w:lang w:val="en-IN"/>
-        </w:rPr>
-        <w:t>XGBoost</w:t>
-      </w:r>
-      <w:proofErr w:type="spellEnd"/>
-      <w:r>
-        <w:rPr>
-          <w:lang w:val="en-IN"/>
-        </w:rPr>
-        <w:t>: A Scalable Tree Boosting System,” in Proceedings of the 22nd ACM SIGKDD International Conference on Knowledge Discovery and Data Mining, pp. 785–794, 2016.</w:t>
+        <w:t>[19] T. Chen and C. Guestrin, “XGBoost: A Scalable Tree Boosting System,” in Proceedings of the 22nd ACM SIGKDD International Conference on Knowledge Discovery and Data Mining, pp. 785–794, 2016.</w:t>
       </w:r>
     </w:p>
     <w:p>
@@ -8154,21 +7635,7 @@
         <w:rPr>
           <w:lang w:val="en-IN"/>
         </w:rPr>
-        <w:t xml:space="preserve">[20] L. </w:t>
-      </w:r>
-      <w:proofErr w:type="spellStart"/>
-      <w:r>
-        <w:rPr>
-          <w:lang w:val="en-IN"/>
-        </w:rPr>
-        <w:t>Breiman</w:t>
-      </w:r>
-      <w:proofErr w:type="spellEnd"/>
-      <w:r>
-        <w:rPr>
-          <w:lang w:val="en-IN"/>
-        </w:rPr>
-        <w:t>, “Random Forests,” Machine Learning, vol. 45, pp. 5–32, 2001.</w:t>
+        <w:t>[20] L. Breiman, “Random Forests,” Machine Learning, vol. 45, pp. 5–32, 2001.</w:t>
       </w:r>
     </w:p>
     <w:p>
@@ -8183,21 +7650,7 @@
         <w:rPr>
           <w:lang w:val="en-IN"/>
         </w:rPr>
-        <w:t xml:space="preserve">[21] C. Cortes and V. </w:t>
-      </w:r>
-      <w:proofErr w:type="spellStart"/>
-      <w:r>
-        <w:rPr>
-          <w:lang w:val="en-IN"/>
-        </w:rPr>
-        <w:t>Vapnik</w:t>
-      </w:r>
-      <w:proofErr w:type="spellEnd"/>
-      <w:r>
-        <w:rPr>
-          <w:lang w:val="en-IN"/>
-        </w:rPr>
-        <w:t>, “Support-Vector Networks,” Machine Learning, vol. 20, pp. 273–297, 1995.</w:t>
+        <w:t>[21] C. Cortes and V. Vapnik, “Support-Vector Networks,” Machine Learning, vol. 20, pp. 273–297, 1995.</w:t>
       </w:r>
     </w:p>
     <w:p>
@@ -8227,21 +7680,7 @@
         <w:rPr>
           <w:lang w:val="en-IN"/>
         </w:rPr>
-        <w:t xml:space="preserve">[23] M. T. Ribeiro, S. Singh, and C. </w:t>
-      </w:r>
-      <w:proofErr w:type="spellStart"/>
-      <w:r>
-        <w:rPr>
-          <w:lang w:val="en-IN"/>
-        </w:rPr>
-        <w:t>Guestrin</w:t>
-      </w:r>
-      <w:proofErr w:type="spellEnd"/>
-      <w:r>
-        <w:rPr>
-          <w:lang w:val="en-IN"/>
-        </w:rPr>
-        <w:t>, “‘Why Should I Trust You?’ Explaining the Predictions of Any Classifier,” in Proceedings of the ACM SIGKDD International Conference on Knowledge Discovery and Data Mining, pp. 1135–1144, 2016.</w:t>
+        <w:t>[23] M. T. Ribeiro, S. Singh, and C. Guestrin, “‘Why Should I Trust You?’ Explaining the Predictions of Any Classifier,” in Proceedings of the ACM SIGKDD International Conference on Knowledge Discovery and Data Mining, pp. 1135–1144, 2016.</w:t>
       </w:r>
     </w:p>
     <w:p>
@@ -8256,21 +7695,7 @@
         <w:rPr>
           <w:lang w:val="en-IN"/>
         </w:rPr>
-        <w:t xml:space="preserve">[24] A. J. Smola and B. </w:t>
-      </w:r>
-      <w:proofErr w:type="spellStart"/>
-      <w:r>
-        <w:rPr>
-          <w:lang w:val="en-IN"/>
-        </w:rPr>
-        <w:t>Schölkopf</w:t>
-      </w:r>
-      <w:proofErr w:type="spellEnd"/>
-      <w:r>
-        <w:rPr>
-          <w:lang w:val="en-IN"/>
-        </w:rPr>
-        <w:t>, “A Tutorial on Support Vector Regression,” Statistics and Computing, vol. 14, pp. 199–222, 2004.</w:t>
+        <w:t>[24] A. J. Smola and B. Schölkopf, “A Tutorial on Support Vector Regression,” Statistics and Computing, vol. 14, pp. 199–222, 2004.</w:t>
       </w:r>
     </w:p>
     <w:p>
@@ -8285,35 +7710,7 @@
         <w:rPr>
           <w:lang w:val="en-IN"/>
         </w:rPr>
-        <w:t xml:space="preserve">[25] S. </w:t>
-      </w:r>
-      <w:proofErr w:type="spellStart"/>
-      <w:r>
-        <w:rPr>
-          <w:lang w:val="en-IN"/>
-        </w:rPr>
-        <w:t>Makridakis</w:t>
-      </w:r>
-      <w:proofErr w:type="spellEnd"/>
-      <w:r>
-        <w:rPr>
-          <w:lang w:val="en-IN"/>
-        </w:rPr>
-        <w:t xml:space="preserve">, E. Spiliotis, and V. </w:t>
-      </w:r>
-      <w:proofErr w:type="spellStart"/>
-      <w:r>
-        <w:rPr>
-          <w:lang w:val="en-IN"/>
-        </w:rPr>
-        <w:t>Assimakopoulos</w:t>
-      </w:r>
-      <w:proofErr w:type="spellEnd"/>
-      <w:r>
-        <w:rPr>
-          <w:lang w:val="en-IN"/>
-        </w:rPr>
-        <w:t>, “The M4 Competition: 100,000 Time Series and 61 Forecasting Methods,” International Journal of Forecasting, vol. 36, no. 1, pp. 54–74, 2020.</w:t>
+        <w:t>[25] S. Makridakis, E. Spiliotis, and V. Assimakopoulos, “The M4 Competition: 100,000 Time Series and 61 Forecasting Methods,” International Journal of Forecasting, vol. 36, no. 1, pp. 54–74, 2020.</w:t>
       </w:r>
     </w:p>
     <w:p>
@@ -8328,35 +7725,7 @@
         <w:rPr>
           <w:lang w:val="en-IN"/>
         </w:rPr>
-        <w:t xml:space="preserve">[26] T. Jiang and A. Zeng, “Financial Sentiment Analysis Using </w:t>
-      </w:r>
-      <w:proofErr w:type="spellStart"/>
-      <w:r>
-        <w:rPr>
-          <w:lang w:val="en-IN"/>
-        </w:rPr>
-        <w:t>FinBERT</w:t>
-      </w:r>
-      <w:proofErr w:type="spellEnd"/>
-      <w:r>
-        <w:rPr>
-          <w:lang w:val="en-IN"/>
-        </w:rPr>
-        <w:t xml:space="preserve"> with Application in Predicting Stock Movement,” </w:t>
-      </w:r>
-      <w:proofErr w:type="spellStart"/>
-      <w:r>
-        <w:rPr>
-          <w:lang w:val="en-IN"/>
-        </w:rPr>
-        <w:t>arXiv</w:t>
-      </w:r>
-      <w:proofErr w:type="spellEnd"/>
-      <w:r>
-        <w:rPr>
-          <w:lang w:val="en-IN"/>
-        </w:rPr>
-        <w:t xml:space="preserve"> preprint, 2023.</w:t>
+        <w:t>[26] T. Jiang and A. Zeng, “Financial Sentiment Analysis Using FinBERT with Application in Predicting Stock Movement,” arXiv preprint, 2023.</w:t>
       </w:r>
     </w:p>
     <w:p>
@@ -8371,49 +7740,7 @@
         <w:rPr>
           <w:lang w:val="en-IN"/>
         </w:rPr>
-        <w:t xml:space="preserve">[27] R. G. Cestari and S. </w:t>
-      </w:r>
-      <w:proofErr w:type="spellStart"/>
-      <w:r>
-        <w:rPr>
-          <w:lang w:val="en-IN"/>
-        </w:rPr>
-        <w:t>Formentin</w:t>
-      </w:r>
-      <w:proofErr w:type="spellEnd"/>
-      <w:r>
-        <w:rPr>
-          <w:lang w:val="en-IN"/>
-        </w:rPr>
-        <w:t xml:space="preserve">, “Sentiment-Driven Prediction of Financial Returns: A Bayesian-Enhanced </w:t>
-      </w:r>
-      <w:proofErr w:type="spellStart"/>
-      <w:r>
-        <w:rPr>
-          <w:lang w:val="en-IN"/>
-        </w:rPr>
-        <w:t>FinBERT</w:t>
-      </w:r>
-      <w:proofErr w:type="spellEnd"/>
-      <w:r>
-        <w:rPr>
-          <w:lang w:val="en-IN"/>
-        </w:rPr>
-        <w:t xml:space="preserve"> Approach,” </w:t>
-      </w:r>
-      <w:proofErr w:type="spellStart"/>
-      <w:r>
-        <w:rPr>
-          <w:lang w:val="en-IN"/>
-        </w:rPr>
-        <w:t>arXiv</w:t>
-      </w:r>
-      <w:proofErr w:type="spellEnd"/>
-      <w:r>
-        <w:rPr>
-          <w:lang w:val="en-IN"/>
-        </w:rPr>
-        <w:t xml:space="preserve"> preprint arXiv:2403.04427, 2024.</w:t>
+        <w:t>[27] R. G. Cestari and S. Formentin, “Sentiment-Driven Prediction of Financial Returns: A Bayesian-Enhanced FinBERT Approach,” arXiv preprint arXiv:2403.04427, 2024.</w:t>
       </w:r>
     </w:p>
     <w:p>
@@ -8428,21 +7755,7 @@
         <w:rPr>
           <w:lang w:val="en-IN"/>
         </w:rPr>
-        <w:t xml:space="preserve">[28] “Forecasting the S&amp;P 500 Index Using Mathematical-Based Sentiment Analysis and Deep Learning Models: A </w:t>
-      </w:r>
-      <w:proofErr w:type="spellStart"/>
-      <w:r>
-        <w:rPr>
-          <w:lang w:val="en-IN"/>
-        </w:rPr>
-        <w:t>FinBERT</w:t>
-      </w:r>
-      <w:proofErr w:type="spellEnd"/>
-      <w:r>
-        <w:rPr>
-          <w:lang w:val="en-IN"/>
-        </w:rPr>
-        <w:t xml:space="preserve"> Transformer Model and LSTM,” Axioms, vol. 12, no. 9, article 835, 2023.</w:t>
+        <w:t>[28] “Forecasting the S&amp;P 500 Index Using Mathematical-Based Sentiment Analysis and Deep Learning Models: A FinBERT Transformer Model and LSTM,” Axioms, vol. 12, no. 9, article 835, 2023.</w:t>
       </w:r>
     </w:p>
     <w:p>
@@ -8457,21 +7770,7 @@
         <w:rPr>
           <w:lang w:val="en-IN"/>
         </w:rPr>
-        <w:t xml:space="preserve">[29] “Stock Price Prediction Using </w:t>
-      </w:r>
-      <w:proofErr w:type="spellStart"/>
-      <w:r>
-        <w:rPr>
-          <w:lang w:val="en-IN"/>
-        </w:rPr>
-        <w:t>FinBERT</w:t>
-      </w:r>
-      <w:proofErr w:type="spellEnd"/>
-      <w:r>
-        <w:rPr>
-          <w:lang w:val="en-IN"/>
-        </w:rPr>
-        <w:t>-Enhanced Sentiment with SHAP Explainability and Differential Privacy,” Mathematics, vol. 13, no. 17, article 2747, 2025.</w:t>
+        <w:t>[29] “Stock Price Prediction Using FinBERT-Enhanced Sentiment with SHAP Explainability and Differential Privacy,” Mathematics, vol. 13, no. 17, article 2747, 2025.</w:t>
       </w:r>
     </w:p>
     <w:p>
@@ -8501,21 +7800,7 @@
         <w:rPr>
           <w:lang w:val="en-IN"/>
         </w:rPr>
-        <w:t xml:space="preserve">[31] D. J. Ranade et al., “On Explaining the Sentiments in Prediction of Stock Movement: An XAI-Based Analysis,” in Proceedings of the 2026 Conference on Human </w:t>
-      </w:r>
-      <w:proofErr w:type="spellStart"/>
-      <w:r>
-        <w:rPr>
-          <w:lang w:val="en-IN"/>
-        </w:rPr>
-        <w:t>Centered</w:t>
-      </w:r>
-      <w:proofErr w:type="spellEnd"/>
-      <w:r>
-        <w:rPr>
-          <w:lang w:val="en-IN"/>
-        </w:rPr>
-        <w:t xml:space="preserve"> Artificial Intelligence—Education and Practice, pp. 107–113, 2026.</w:t>
+        <w:t>[31] D. J. Ranade et al., “On Explaining the Sentiments in Prediction of Stock Movement: An XAI-Based Analysis,” in Proceedings of the 2026 Conference on Human Centered Artificial Intelligence—Education and Practice, pp. 107–113, 2026.</w:t>
       </w:r>
     </w:p>
     <w:p>
@@ -8569,15 +7854,7 @@
         <w:ind w:right="31" w:firstLine="0"/>
       </w:pPr>
       <w:r>
-        <w:t xml:space="preserve">An interactive </w:t>
-      </w:r>
-      <w:proofErr w:type="spellStart"/>
-      <w:r>
-        <w:t>Streamlit</w:t>
-      </w:r>
-      <w:proofErr w:type="spellEnd"/>
-      <w:r>
-        <w:t xml:space="preserve"> application was developed to provide a simple interface for the proposed system.</w:t>
+        <w:t>An interactive Streamlit application was developed to provide a simple interface for the proposed system.</w:t>
       </w:r>
     </w:p>
     <w:p>
@@ -8659,15 +7936,7 @@
         <w:t xml:space="preserve"> </w:t>
       </w:r>
       <w:r>
-        <w:t xml:space="preserve">The input text is processed by </w:t>
-      </w:r>
-      <w:proofErr w:type="spellStart"/>
-      <w:r>
-        <w:t>FinBERT</w:t>
-      </w:r>
-      <w:proofErr w:type="spellEnd"/>
-      <w:r>
-        <w:t xml:space="preserve"> to obtain sentiment </w:t>
+        <w:t xml:space="preserve">The input text is processed by FinBERT to obtain sentiment </w:t>
       </w:r>
       <w:r>
         <w:rPr>
@@ -8868,13 +8137,8 @@
         <w:spacing w:before="110" w:line="249" w:lineRule="auto"/>
         <w:ind w:right="155" w:firstLine="0"/>
       </w:pPr>
-      <w:proofErr w:type="spellStart"/>
-      <w:r>
-        <w:t>FinSent</w:t>
-      </w:r>
-      <w:proofErr w:type="spellEnd"/>
-      <w:r>
-        <w:t>-Momentum</w:t>
+      <w:r>
+        <w:t>FinSent-Momentum</w:t>
       </w:r>
       <w:r>
         <w:rPr>
@@ -9049,11 +8313,9 @@
         </w:rPr>
         <w:t xml:space="preserve"> </w:t>
       </w:r>
-      <w:proofErr w:type="spellStart"/>
       <w:r>
         <w:t>Streamlit</w:t>
       </w:r>
-      <w:proofErr w:type="spellEnd"/>
       <w:r>
         <w:rPr>
           <w:spacing w:val="-13"/>
@@ -9087,11 +8349,9 @@
         </w:rPr>
         <w:t xml:space="preserve"> </w:t>
       </w:r>
-      <w:proofErr w:type="spellStart"/>
       <w:r>
         <w:t>interac-tive</w:t>
       </w:r>
-      <w:proofErr w:type="spellEnd"/>
       <w:r>
         <w:rPr>
           <w:spacing w:val="-13"/>
@@ -9199,35 +8459,7 @@
         <w:rPr>
           <w:sz w:val="20"/>
         </w:rPr>
-        <w:t>D. Araci, “</w:t>
-      </w:r>
-      <w:proofErr w:type="spellStart"/>
-      <w:r>
-        <w:rPr>
-          <w:sz w:val="20"/>
-        </w:rPr>
-        <w:t>FinBERT</w:t>
-      </w:r>
-      <w:proofErr w:type="spellEnd"/>
-      <w:r>
-        <w:rPr>
-          <w:sz w:val="20"/>
-        </w:rPr>
-        <w:t xml:space="preserve">: Financial Sentiment Analysis with Pre-trained Language Models,” </w:t>
-      </w:r>
-      <w:proofErr w:type="spellStart"/>
-      <w:r>
-        <w:rPr>
-          <w:sz w:val="20"/>
-        </w:rPr>
-        <w:t>arXiv</w:t>
-      </w:r>
-      <w:proofErr w:type="spellEnd"/>
-      <w:r>
-        <w:rPr>
-          <w:sz w:val="20"/>
-        </w:rPr>
-        <w:t xml:space="preserve"> preprint arXiv:1908.10063, 2019.</w:t>
+        <w:t>D. Araci, “FinBERT: Financial Sentiment Analysis with Pre-trained Language Models,” arXiv preprint arXiv:1908.10063, 2019.</w:t>
       </w:r>
     </w:p>
     <w:p>
@@ -9250,21 +8482,7 @@
         <w:rPr>
           <w:sz w:val="20"/>
         </w:rPr>
-        <w:t>X. Ding, Y. Zhang, T. Liu, and J. Duan, “Deep Learn-</w:t>
-      </w:r>
-      <w:proofErr w:type="spellStart"/>
-      <w:r>
-        <w:rPr>
-          <w:sz w:val="20"/>
-        </w:rPr>
-        <w:t>ing</w:t>
-      </w:r>
-      <w:proofErr w:type="spellEnd"/>
-      <w:r>
-        <w:rPr>
-          <w:sz w:val="20"/>
-        </w:rPr>
-        <w:t xml:space="preserve"> for Event-Driven Stock Prediction,” Proceedings of the Twenty-Fourth International Joint Conference on Artificial Intelligence, 2015.</w:t>
+        <w:t>X. Ding, Y. Zhang, T. Liu, and J. Duan, “Deep Learn-ing for Event-Driven Stock Prediction,” Proceedings of the Twenty-Fourth International Joint Conference on Artificial Intelligence, 2015.</w:t>
       </w:r>
     </w:p>
     <w:p>
@@ -9653,19 +8871,11 @@
         </w:rPr>
         <w:t>Manage-</w:t>
       </w:r>
-      <w:proofErr w:type="spellStart"/>
-      <w:r>
-        <w:rPr>
-          <w:sz w:val="20"/>
-        </w:rPr>
-        <w:t>ment</w:t>
-      </w:r>
-      <w:proofErr w:type="spellEnd"/>
-      <w:r>
-        <w:rPr>
-          <w:sz w:val="20"/>
-        </w:rPr>
-        <w:t>, 2020.</w:t>
+      <w:r>
+        <w:rPr>
+          <w:sz w:val="20"/>
+        </w:rPr>
+        <w:t>ment, 2020.</w:t>
       </w:r>
     </w:p>
     <w:p>
@@ -12420,6 +11630,7 @@
   <w:style w:type="character" w:default="1" w:styleId="DefaultParagraphFont">
     <w:name w:val="Default Paragraph Font"/>
     <w:uiPriority w:val="1"/>
+    <w:semiHidden/>
     <w:unhideWhenUsed/>
   </w:style>
   <w:style w:type="table" w:default="1" w:styleId="TableNormal">
